--- a/README.docx
+++ b/README.docx
@@ -820,6 +820,98 @@
           <w:sz w:val="24"/>
           <w:szCs w:val="24"/>
         </w:rPr>
+        <w:t>-InfoBar:</w:t>
+      </w:r>
+      <w:r>
+        <w:rPr>
+          <w:rFonts w:cstheme="minorHAnsi"/>
+          <w:sz w:val="24"/>
+          <w:szCs w:val="24"/>
+        </w:rPr>
+        <w:t xml:space="preserve"> </w:t>
+      </w:r>
+      <w:r>
+        <w:rPr>
+          <w:rFonts w:cstheme="minorHAnsi"/>
+          <w:sz w:val="24"/>
+          <w:szCs w:val="24"/>
+        </w:rPr>
+        <w:t>Interactive UI element</w:t>
+      </w:r>
+      <w:r>
+        <w:rPr>
+          <w:rFonts w:cstheme="minorHAnsi" w:hint="cs"/>
+          <w:sz w:val="24"/>
+          <w:szCs w:val="24"/>
+          <w:rtl/>
+        </w:rPr>
+        <w:t xml:space="preserve"> </w:t>
+      </w:r>
+      <w:r>
+        <w:rPr>
+          <w:rFonts w:cstheme="minorHAnsi"/>
+          <w:sz w:val="24"/>
+          <w:szCs w:val="24"/>
+        </w:rPr>
+        <w:t>for g</w:t>
+      </w:r>
+      <w:r>
+        <w:rPr>
+          <w:rFonts w:cstheme="minorHAnsi"/>
+          <w:sz w:val="24"/>
+          <w:szCs w:val="24"/>
+        </w:rPr>
+        <w:t xml:space="preserve">ame status tracking (coins, </w:t>
+      </w:r>
+      <w:r>
+        <w:rPr>
+          <w:rFonts w:cstheme="minorHAnsi"/>
+          <w:sz w:val="24"/>
+          <w:szCs w:val="24"/>
+        </w:rPr>
+        <w:t>weapons</w:t>
+      </w:r>
+      <w:r>
+        <w:rPr>
+          <w:rFonts w:cstheme="minorHAnsi"/>
+          <w:sz w:val="24"/>
+          <w:szCs w:val="24"/>
+        </w:rPr>
+        <w:t>,</w:t>
+      </w:r>
+      <w:r>
+        <w:rPr>
+          <w:rFonts w:cstheme="minorHAnsi"/>
+          <w:sz w:val="24"/>
+          <w:szCs w:val="24"/>
+        </w:rPr>
+        <w:t xml:space="preserve"> gifts,</w:t>
+      </w:r>
+      <w:r>
+        <w:rPr>
+          <w:rFonts w:cstheme="minorHAnsi"/>
+          <w:sz w:val="24"/>
+          <w:szCs w:val="24"/>
+        </w:rPr>
+        <w:t xml:space="preserve"> level progress)</w:t>
+      </w:r>
+    </w:p>
+    <w:p>
+      <w:pPr>
+        <w:bidi w:val="0"/>
+        <w:spacing w:line="360" w:lineRule="auto"/>
+        <w:rPr>
+          <w:rFonts w:cstheme="minorHAnsi"/>
+          <w:sz w:val="24"/>
+          <w:szCs w:val="24"/>
+        </w:rPr>
+      </w:pPr>
+      <w:r>
+        <w:rPr>
+          <w:rFonts w:cstheme="minorHAnsi"/>
+          <w:sz w:val="24"/>
+          <w:szCs w:val="24"/>
+        </w:rPr>
         <w:t>Game Objects</w:t>
       </w:r>
       <w:r>
@@ -1275,7 +1367,6 @@
           <w:sz w:val="24"/>
           <w:szCs w:val="24"/>
         </w:rPr>
-        <w:lastRenderedPageBreak/>
         <w:t>Resource Management</w:t>
       </w:r>
       <w:r>
@@ -1546,7 +1637,23 @@
           <w:sz w:val="24"/>
           <w:szCs w:val="24"/>
         </w:rPr>
-        <w:t>Command Pattern: Likely used in the menu system</w:t>
+        <w:t xml:space="preserve">Command Pattern: </w:t>
+      </w:r>
+      <w:r>
+        <w:rPr>
+          <w:rFonts w:cstheme="minorHAnsi"/>
+          <w:sz w:val="24"/>
+          <w:szCs w:val="24"/>
+        </w:rPr>
+        <w:t>U</w:t>
+      </w:r>
+      <w:r>
+        <w:rPr>
+          <w:rFonts w:cstheme="minorHAnsi"/>
+          <w:sz w:val="24"/>
+          <w:szCs w:val="24"/>
+        </w:rPr>
+        <w:t>sed in the menu system</w:t>
       </w:r>
     </w:p>
     <w:p>
@@ -1630,40 +1737,71 @@
           <w:sz w:val="24"/>
           <w:szCs w:val="24"/>
         </w:rPr>
-        <w:t>Singleton Pattern: Possibly used in resource management (HandleResources)</w:t>
-      </w:r>
-    </w:p>
-    <w:p>
-      <w:pPr>
-        <w:bidi w:val="0"/>
-        <w:spacing w:line="360" w:lineRule="auto"/>
-        <w:rPr>
-          <w:rFonts w:cstheme="minorHAnsi"/>
-          <w:sz w:val="24"/>
-          <w:szCs w:val="24"/>
-          <w:rtl/>
-        </w:rPr>
-      </w:pPr>
-    </w:p>
-    <w:p>
-      <w:pPr>
-        <w:bidi w:val="0"/>
-        <w:spacing w:line="360" w:lineRule="auto"/>
-        <w:rPr>
-          <w:rFonts w:cstheme="minorHAnsi"/>
-          <w:sz w:val="24"/>
-          <w:szCs w:val="24"/>
-        </w:rPr>
-      </w:pPr>
-      <w:r>
-        <w:rPr>
-          <w:rFonts w:cstheme="minorHAnsi"/>
-          <w:sz w:val="24"/>
-          <w:szCs w:val="24"/>
-          <w:rtl/>
-        </w:rPr>
-        <w:t xml:space="preserve">## </w:t>
-      </w:r>
+        <w:t xml:space="preserve">Singleton Pattern: </w:t>
+      </w:r>
+      <w:r>
+        <w:rPr>
+          <w:rFonts w:cstheme="minorHAnsi"/>
+          <w:sz w:val="24"/>
+          <w:szCs w:val="24"/>
+        </w:rPr>
+        <w:t>U</w:t>
+      </w:r>
+      <w:r>
+        <w:rPr>
+          <w:rFonts w:cstheme="minorHAnsi"/>
+          <w:sz w:val="24"/>
+          <w:szCs w:val="24"/>
+        </w:rPr>
+        <w:t>sed in resource management (HandleResources</w:t>
+      </w:r>
+      <w:r>
+        <w:rPr>
+          <w:rFonts w:cstheme="minorHAnsi"/>
+          <w:sz w:val="24"/>
+          <w:szCs w:val="24"/>
+        </w:rPr>
+        <w:t xml:space="preserve">, </w:t>
+      </w:r>
+      <w:r>
+        <w:rPr>
+          <w:rFonts w:cstheme="minorHAnsi"/>
+          <w:sz w:val="24"/>
+          <w:szCs w:val="24"/>
+        </w:rPr>
+        <w:t>LevelPartGenerator</w:t>
+      </w:r>
+      <w:r>
+        <w:rPr>
+          <w:rFonts w:cstheme="minorHAnsi"/>
+          <w:sz w:val="24"/>
+          <w:szCs w:val="24"/>
+        </w:rPr>
+        <w:t>)</w:t>
+      </w:r>
+    </w:p>
+    <w:p>
+      <w:pPr>
+        <w:bidi w:val="0"/>
+        <w:spacing w:line="360" w:lineRule="auto"/>
+        <w:rPr>
+          <w:rFonts w:cstheme="minorHAnsi"/>
+          <w:sz w:val="24"/>
+          <w:szCs w:val="24"/>
+          <w:rtl/>
+        </w:rPr>
+      </w:pPr>
+    </w:p>
+    <w:p>
+      <w:pPr>
+        <w:bidi w:val="0"/>
+        <w:spacing w:line="360" w:lineRule="auto"/>
+        <w:rPr>
+          <w:rFonts w:cstheme="minorHAnsi"/>
+          <w:sz w:val="24"/>
+          <w:szCs w:val="24"/>
+        </w:rPr>
+      </w:pPr>
       <w:r>
         <w:rPr>
           <w:rFonts w:cstheme="minorHAnsi"/>
@@ -1672,6 +1810,14 @@
         </w:rPr>
         <w:t>Game Mechanics</w:t>
       </w:r>
+      <w:r>
+        <w:rPr>
+          <w:rFonts w:cstheme="minorHAnsi"/>
+          <w:sz w:val="24"/>
+          <w:szCs w:val="24"/>
+        </w:rPr>
+        <w:t>:</w:t>
+      </w:r>
     </w:p>
     <w:p>
       <w:pPr>
@@ -1782,7 +1928,15 @@
           <w:sz w:val="24"/>
           <w:szCs w:val="24"/>
         </w:rPr>
-        <w:t>Dynamite collection (purpose to be specified)</w:t>
+        <w:t>Weapon</w:t>
+      </w:r>
+      <w:r>
+        <w:rPr>
+          <w:rFonts w:cstheme="minorHAnsi"/>
+          <w:sz w:val="24"/>
+          <w:szCs w:val="24"/>
+        </w:rPr>
+        <w:t xml:space="preserve"> collection (purpose to be specified)</w:t>
       </w:r>
     </w:p>
     <w:p>
@@ -1810,7 +1964,7 @@
           <w:sz w:val="24"/>
           <w:szCs w:val="24"/>
         </w:rPr>
-        <w:t>Multiple enemy types with different AI behaviors</w:t>
+        <w:t>Multiple enemy types with different behaviors</w:t>
       </w:r>
     </w:p>
     <w:p>
@@ -1839,34 +1993,6 @@
           <w:szCs w:val="24"/>
         </w:rPr>
         <w:t>Dynamic and static obstacles</w:t>
-      </w:r>
-    </w:p>
-    <w:p>
-      <w:pPr>
-        <w:bidi w:val="0"/>
-        <w:spacing w:line="360" w:lineRule="auto"/>
-        <w:rPr>
-          <w:rFonts w:cstheme="minorHAnsi"/>
-          <w:sz w:val="24"/>
-          <w:szCs w:val="24"/>
-        </w:rPr>
-      </w:pPr>
-      <w:r>
-        <w:rPr>
-          <w:rFonts w:cstheme="minorHAnsi"/>
-          <w:sz w:val="24"/>
-          <w:szCs w:val="24"/>
-          <w:rtl/>
-        </w:rPr>
-        <w:t xml:space="preserve">- </w:t>
-      </w:r>
-      <w:r>
-        <w:rPr>
-          <w:rFonts w:cstheme="minorHAnsi"/>
-          <w:sz w:val="24"/>
-          <w:szCs w:val="24"/>
-        </w:rPr>
-        <w:t>Multi-level gameplay with increasing difficulty</w:t>
       </w:r>
     </w:p>
     <w:p>
@@ -1895,6 +2021,34 @@
           <w:sz w:val="24"/>
           <w:szCs w:val="24"/>
         </w:rPr>
+        <w:t>Multi-level gameplay with increasing difficulty</w:t>
+      </w:r>
+    </w:p>
+    <w:p>
+      <w:pPr>
+        <w:bidi w:val="0"/>
+        <w:spacing w:line="360" w:lineRule="auto"/>
+        <w:rPr>
+          <w:rFonts w:cstheme="minorHAnsi"/>
+          <w:sz w:val="24"/>
+          <w:szCs w:val="24"/>
+        </w:rPr>
+      </w:pPr>
+      <w:r>
+        <w:rPr>
+          <w:rFonts w:cstheme="minorHAnsi"/>
+          <w:sz w:val="24"/>
+          <w:szCs w:val="24"/>
+          <w:rtl/>
+        </w:rPr>
+        <w:t xml:space="preserve">- </w:t>
+      </w:r>
+      <w:r>
+        <w:rPr>
+          <w:rFonts w:cstheme="minorHAnsi"/>
+          <w:sz w:val="24"/>
+          <w:szCs w:val="24"/>
+        </w:rPr>
         <w:t>Progress tracking across levels</w:t>
       </w:r>
     </w:p>
@@ -2457,659 +2611,651 @@
           <w:szCs w:val="24"/>
           <w:rtl/>
         </w:rPr>
+        <w:t xml:space="preserve">## </w:t>
+      </w:r>
+      <w:r>
+        <w:rPr>
+          <w:rFonts w:cstheme="minorHAnsi"/>
+          <w:sz w:val="24"/>
+          <w:szCs w:val="24"/>
+        </w:rPr>
+        <w:t>License</w:t>
+      </w:r>
+    </w:p>
+    <w:p>
+      <w:pPr>
+        <w:bidi w:val="0"/>
+        <w:spacing w:line="360" w:lineRule="auto"/>
+        <w:rPr>
+          <w:rFonts w:cstheme="minorHAnsi"/>
+          <w:sz w:val="24"/>
+          <w:szCs w:val="24"/>
+        </w:rPr>
+      </w:pPr>
+      <w:r>
+        <w:rPr>
+          <w:rFonts w:cstheme="minorHAnsi"/>
+          <w:sz w:val="24"/>
+          <w:szCs w:val="24"/>
+          <w:rtl/>
+        </w:rPr>
+        <w:t>[</w:t>
+      </w:r>
+      <w:r>
+        <w:rPr>
+          <w:rFonts w:cstheme="minorHAnsi"/>
+          <w:sz w:val="24"/>
+          <w:szCs w:val="24"/>
+        </w:rPr>
+        <w:t>If applicable, include license information</w:t>
+      </w:r>
+      <w:r>
+        <w:rPr>
+          <w:rFonts w:cstheme="minorHAnsi"/>
+          <w:sz w:val="24"/>
+          <w:szCs w:val="24"/>
+          <w:rtl/>
+        </w:rPr>
+        <w:t>]</w:t>
+      </w:r>
+    </w:p>
+    <w:p>
+      <w:pPr>
+        <w:bidi w:val="0"/>
+        <w:rPr>
+          <w:rFonts w:cstheme="minorHAnsi"/>
+          <w:b/>
+          <w:bCs/>
+          <w:sz w:val="24"/>
+          <w:szCs w:val="24"/>
+          <w:u w:val="single"/>
+        </w:rPr>
+      </w:pPr>
+    </w:p>
+    <w:p>
+      <w:pPr>
+        <w:bidi w:val="0"/>
+        <w:rPr>
+          <w:rFonts w:cstheme="minorHAnsi"/>
+          <w:b/>
+          <w:bCs/>
+          <w:sz w:val="24"/>
+          <w:szCs w:val="24"/>
+          <w:u w:val="single"/>
+        </w:rPr>
+      </w:pPr>
+    </w:p>
+    <w:p>
+      <w:pPr>
+        <w:bidi w:val="0"/>
+        <w:rPr>
+          <w:rFonts w:cstheme="minorHAnsi"/>
+          <w:b/>
+          <w:bCs/>
+          <w:sz w:val="24"/>
+          <w:szCs w:val="24"/>
+          <w:u w:val="single"/>
+        </w:rPr>
+      </w:pPr>
+    </w:p>
+    <w:p>
+      <w:pPr>
+        <w:bidi w:val="0"/>
+        <w:rPr>
+          <w:rFonts w:cstheme="minorHAnsi"/>
+          <w:b/>
+          <w:bCs/>
+          <w:sz w:val="24"/>
+          <w:szCs w:val="24"/>
+          <w:u w:val="single"/>
+        </w:rPr>
+      </w:pPr>
+    </w:p>
+    <w:p>
+      <w:pPr>
+        <w:bidi w:val="0"/>
+        <w:rPr>
+          <w:rFonts w:cstheme="minorHAnsi"/>
+          <w:b/>
+          <w:bCs/>
+          <w:sz w:val="24"/>
+          <w:szCs w:val="24"/>
+          <w:u w:val="single"/>
+        </w:rPr>
+      </w:pPr>
+    </w:p>
+    <w:p>
+      <w:pPr>
+        <w:bidi w:val="0"/>
+        <w:rPr>
+          <w:rFonts w:cstheme="minorHAnsi"/>
+          <w:b/>
+          <w:bCs/>
+          <w:sz w:val="24"/>
+          <w:szCs w:val="24"/>
+          <w:u w:val="single"/>
+        </w:rPr>
+      </w:pPr>
+    </w:p>
+    <w:p>
+      <w:pPr>
+        <w:bidi w:val="0"/>
+        <w:rPr>
+          <w:rFonts w:cstheme="minorHAnsi"/>
+          <w:b/>
+          <w:bCs/>
+          <w:sz w:val="24"/>
+          <w:szCs w:val="24"/>
+          <w:u w:val="single"/>
+        </w:rPr>
+      </w:pPr>
+    </w:p>
+    <w:p>
+      <w:pPr>
+        <w:bidi w:val="0"/>
+        <w:rPr>
+          <w:rFonts w:cstheme="minorHAnsi"/>
+          <w:b/>
+          <w:bCs/>
+          <w:sz w:val="24"/>
+          <w:szCs w:val="24"/>
+          <w:u w:val="single"/>
+        </w:rPr>
+      </w:pPr>
+    </w:p>
+    <w:p>
+      <w:pPr>
+        <w:bidi w:val="0"/>
+        <w:rPr>
+          <w:rFonts w:cstheme="minorHAnsi"/>
+          <w:b/>
+          <w:bCs/>
+          <w:sz w:val="24"/>
+          <w:szCs w:val="24"/>
+          <w:u w:val="single"/>
+        </w:rPr>
+      </w:pPr>
+    </w:p>
+    <w:p>
+      <w:pPr>
+        <w:bidi w:val="0"/>
+        <w:rPr>
+          <w:rFonts w:cstheme="minorHAnsi"/>
+          <w:b/>
+          <w:bCs/>
+          <w:sz w:val="24"/>
+          <w:szCs w:val="24"/>
+          <w:u w:val="single"/>
+        </w:rPr>
+      </w:pPr>
+    </w:p>
+    <w:p>
+      <w:pPr>
+        <w:bidi w:val="0"/>
+        <w:rPr>
+          <w:rFonts w:cstheme="minorHAnsi"/>
+          <w:b/>
+          <w:bCs/>
+          <w:sz w:val="24"/>
+          <w:szCs w:val="24"/>
+          <w:u w:val="single"/>
+        </w:rPr>
+      </w:pPr>
+    </w:p>
+    <w:p>
+      <w:pPr>
+        <w:bidi w:val="0"/>
+        <w:rPr>
+          <w:rFonts w:cstheme="minorHAnsi"/>
+          <w:b/>
+          <w:bCs/>
+          <w:sz w:val="24"/>
+          <w:szCs w:val="24"/>
+          <w:u w:val="single"/>
+        </w:rPr>
+      </w:pPr>
+    </w:p>
+    <w:p>
+      <w:pPr>
+        <w:bidi w:val="0"/>
+        <w:rPr>
+          <w:rFonts w:cstheme="minorHAnsi"/>
+          <w:b/>
+          <w:bCs/>
+          <w:sz w:val="24"/>
+          <w:szCs w:val="24"/>
+          <w:u w:val="single"/>
+        </w:rPr>
+      </w:pPr>
+    </w:p>
+    <w:p>
+      <w:pPr>
+        <w:bidi w:val="0"/>
+        <w:rPr>
+          <w:rFonts w:cstheme="minorHAnsi"/>
+          <w:b/>
+          <w:bCs/>
+          <w:sz w:val="24"/>
+          <w:szCs w:val="24"/>
+          <w:u w:val="single"/>
+        </w:rPr>
+      </w:pPr>
+    </w:p>
+    <w:p>
+      <w:pPr>
+        <w:bidi w:val="0"/>
+        <w:rPr>
+          <w:rFonts w:cstheme="minorHAnsi"/>
+          <w:b/>
+          <w:bCs/>
+          <w:sz w:val="24"/>
+          <w:szCs w:val="24"/>
+          <w:u w:val="single"/>
+        </w:rPr>
+      </w:pPr>
+    </w:p>
+    <w:p>
+      <w:pPr>
+        <w:bidi w:val="0"/>
+        <w:rPr>
+          <w:rFonts w:cstheme="minorHAnsi"/>
+          <w:b/>
+          <w:bCs/>
+          <w:sz w:val="24"/>
+          <w:szCs w:val="24"/>
+          <w:u w:val="single"/>
+        </w:rPr>
+      </w:pPr>
+    </w:p>
+    <w:p>
+      <w:pPr>
+        <w:bidi w:val="0"/>
+        <w:rPr>
+          <w:rFonts w:cstheme="minorHAnsi"/>
+          <w:b/>
+          <w:bCs/>
+          <w:sz w:val="24"/>
+          <w:szCs w:val="24"/>
+          <w:u w:val="single"/>
+        </w:rPr>
+      </w:pPr>
+    </w:p>
+    <w:p>
+      <w:pPr>
+        <w:bidi w:val="0"/>
+        <w:rPr>
+          <w:rFonts w:cstheme="minorHAnsi"/>
+          <w:b/>
+          <w:bCs/>
+          <w:sz w:val="24"/>
+          <w:szCs w:val="24"/>
+          <w:u w:val="single"/>
+        </w:rPr>
+      </w:pPr>
+    </w:p>
+    <w:p>
+      <w:pPr>
+        <w:bidi w:val="0"/>
+        <w:rPr>
+          <w:rFonts w:cstheme="minorHAnsi"/>
+          <w:b/>
+          <w:bCs/>
+          <w:sz w:val="24"/>
+          <w:szCs w:val="24"/>
+          <w:u w:val="single"/>
+        </w:rPr>
+      </w:pPr>
+    </w:p>
+    <w:p>
+      <w:pPr>
+        <w:bidi w:val="0"/>
+        <w:rPr>
+          <w:rFonts w:cstheme="minorHAnsi"/>
+          <w:b/>
+          <w:bCs/>
+          <w:sz w:val="24"/>
+          <w:szCs w:val="24"/>
+          <w:u w:val="single"/>
+        </w:rPr>
+      </w:pPr>
+    </w:p>
+    <w:p>
+      <w:pPr>
+        <w:bidi w:val="0"/>
+        <w:rPr>
+          <w:rFonts w:cstheme="minorHAnsi"/>
+          <w:b/>
+          <w:bCs/>
+          <w:sz w:val="24"/>
+          <w:szCs w:val="24"/>
+          <w:u w:val="single"/>
+        </w:rPr>
+      </w:pPr>
+    </w:p>
+    <w:p>
+      <w:pPr>
+        <w:bidi w:val="0"/>
+        <w:rPr>
+          <w:rFonts w:cstheme="minorHAnsi"/>
+          <w:b/>
+          <w:bCs/>
+          <w:sz w:val="24"/>
+          <w:szCs w:val="24"/>
+          <w:u w:val="single"/>
+        </w:rPr>
+      </w:pPr>
+      <w:r>
+        <w:rPr>
+          <w:rFonts w:cstheme="minorHAnsi" w:hint="cs"/>
+          <w:b/>
+          <w:bCs/>
+          <w:sz w:val="24"/>
+          <w:szCs w:val="24"/>
+          <w:u w:val="single"/>
+          <w:rtl/>
+        </w:rPr>
+        <w:t>ת</w:t>
+      </w:r>
+      <w:r>
+        <w:rPr>
+          <w:rFonts w:cstheme="minorHAnsi" w:hint="cs"/>
+          <w:b/>
+          <w:bCs/>
+          <w:sz w:val="24"/>
+          <w:szCs w:val="24"/>
+          <w:u w:val="single"/>
+          <w:rtl/>
+        </w:rPr>
+        <w:t xml:space="preserve">כנות מונחה עצמים </w:t>
+      </w:r>
+      <w:r>
+        <w:rPr>
+          <w:rFonts w:cstheme="minorHAnsi"/>
+          <w:b/>
+          <w:bCs/>
+          <w:sz w:val="24"/>
+          <w:szCs w:val="24"/>
+          <w:u w:val="single"/>
+        </w:rPr>
+        <w:t>oop2_ex03</w:t>
+      </w:r>
+      <w:r>
+        <w:rPr>
+          <w:rFonts w:cstheme="minorHAnsi" w:hint="cs"/>
+          <w:b/>
+          <w:bCs/>
+          <w:sz w:val="24"/>
+          <w:szCs w:val="24"/>
+          <w:u w:val="single"/>
+          <w:rtl/>
+        </w:rPr>
+        <w:t xml:space="preserve"> </w:t>
+      </w:r>
+      <w:r>
+        <w:rPr>
+          <w:rFonts w:cstheme="minorHAnsi"/>
+          <w:b/>
+          <w:bCs/>
+          <w:sz w:val="24"/>
+          <w:szCs w:val="24"/>
+          <w:u w:val="single"/>
+          <w:rtl/>
+        </w:rPr>
+        <w:t>–</w:t>
+      </w:r>
+      <w:r>
+        <w:rPr>
+          <w:rFonts w:cstheme="minorHAnsi" w:hint="cs"/>
+          <w:b/>
+          <w:bCs/>
+          <w:sz w:val="24"/>
+          <w:szCs w:val="24"/>
+          <w:u w:val="single"/>
+          <w:rtl/>
+        </w:rPr>
+        <w:t xml:space="preserve"> </w:t>
+      </w:r>
+      <w:r>
+        <w:rPr>
+          <w:rFonts w:cstheme="minorHAnsi" w:hint="cs"/>
+          <w:b/>
+          <w:bCs/>
+          <w:sz w:val="24"/>
+          <w:szCs w:val="24"/>
+          <w:u w:val="single"/>
+          <w:rtl/>
+          <w:lang w:val="en-GB"/>
+        </w:rPr>
+        <w:t>דוקים</w:t>
+      </w:r>
+    </w:p>
+    <w:p>
+      <w:pPr>
+        <w:bidi w:val="0"/>
+        <w:rPr>
+          <w:rFonts w:cstheme="minorHAnsi"/>
+          <w:sz w:val="24"/>
+          <w:szCs w:val="24"/>
+          <w:u w:val="single"/>
+          <w:rtl/>
+        </w:rPr>
+      </w:pPr>
+      <w:r>
+        <w:rPr>
+          <w:rFonts w:cstheme="minorHAnsi" w:hint="cs"/>
+          <w:b/>
+          <w:bCs/>
+          <w:sz w:val="24"/>
+          <w:szCs w:val="24"/>
+          <w:u w:val="single"/>
+          <w:rtl/>
+          <w:lang w:val="en-GB"/>
+        </w:rPr>
+        <w:t>לבנת עראמה</w:t>
+      </w:r>
+      <w:r>
+        <w:rPr>
+          <w:rFonts w:cstheme="minorHAnsi" w:hint="cs"/>
+          <w:b/>
+          <w:bCs/>
+          <w:sz w:val="24"/>
+          <w:szCs w:val="24"/>
+          <w:u w:val="single"/>
+          <w:rtl/>
+        </w:rPr>
+        <w:t>,</w:t>
+      </w:r>
+      <w:r>
+        <w:rPr>
+          <w:rFonts w:cstheme="minorHAnsi"/>
+          <w:b/>
+          <w:bCs/>
+          <w:sz w:val="24"/>
+          <w:szCs w:val="24"/>
+          <w:u w:val="single"/>
+          <w:rtl/>
+        </w:rPr>
+        <w:t xml:space="preserve"> ת"ז: </w:t>
+      </w:r>
+      <w:r>
+        <w:rPr>
+          <w:rFonts w:cstheme="minorHAnsi" w:hint="cs"/>
+          <w:b/>
+          <w:bCs/>
+          <w:sz w:val="24"/>
+          <w:szCs w:val="24"/>
+          <w:u w:val="single"/>
+          <w:rtl/>
+        </w:rPr>
+        <w:t>213005234</w:t>
+      </w:r>
+      <w:r>
+        <w:rPr>
+          <w:rFonts w:cstheme="minorHAnsi"/>
+          <w:b/>
+          <w:bCs/>
+          <w:sz w:val="24"/>
+          <w:szCs w:val="24"/>
+          <w:u w:val="single"/>
+          <w:rtl/>
+        </w:rPr>
+        <w:t xml:space="preserve">  </w:t>
+      </w:r>
+      <w:r>
+        <w:rPr>
+          <w:rFonts w:cstheme="minorHAnsi" w:hint="cs"/>
+          <w:b/>
+          <w:bCs/>
+          <w:sz w:val="24"/>
+          <w:szCs w:val="24"/>
+          <w:u w:val="single"/>
+          <w:rtl/>
+        </w:rPr>
+        <w:t>ואופק אלון, ת"ז: 209625896</w:t>
+      </w:r>
+    </w:p>
+    <w:p>
+      <w:pPr>
+        <w:bidi w:val="0"/>
+        <w:rPr>
+          <w:rFonts w:cstheme="minorHAnsi"/>
+          <w:b/>
+          <w:bCs/>
+          <w:u w:val="single"/>
+        </w:rPr>
+      </w:pPr>
+      <w:r>
+        <w:rPr>
+          <w:rFonts w:cstheme="minorHAnsi" w:hint="cs"/>
+          <w:b/>
+          <w:bCs/>
+          <w:u w:val="single"/>
+          <w:rtl/>
+        </w:rPr>
+        <w:t>הסבר כללי על התרגיל:</w:t>
+      </w:r>
+    </w:p>
+    <w:p>
+      <w:pPr>
+        <w:bidi w:val="0"/>
+        <w:rPr>
+          <w:rFonts w:cs="Calibri"/>
+          <w:rtl/>
+        </w:rPr>
+      </w:pPr>
+      <w:r>
+        <w:rPr>
+          <w:rFonts w:cs="Calibri"/>
+          <w:rtl/>
+        </w:rPr>
+        <w:t xml:space="preserve">בתרגיל זה </w:t>
+      </w:r>
+      <w:r>
+        <w:rPr>
+          <w:rFonts w:cs="Calibri" w:hint="cs"/>
+          <w:rtl/>
+        </w:rPr>
+        <w:t>בנינו</w:t>
+      </w:r>
+      <w:r>
+        <w:rPr>
+          <w:rFonts w:cs="Calibri"/>
+          <w:rtl/>
+        </w:rPr>
+        <w:t xml:space="preserve"> משחק פשוט של דוקים תוך שימוש ב־</w:t>
+      </w:r>
+      <w:r>
+        <w:rPr>
+          <w:rFonts w:cstheme="minorHAnsi"/>
+        </w:rPr>
+        <w:t>SMFL</w:t>
+      </w:r>
+      <w:r>
+        <w:rPr>
+          <w:rFonts w:cs="Calibri"/>
+          <w:rtl/>
+        </w:rPr>
+        <w:t>.</w:t>
+      </w:r>
+    </w:p>
+    <w:p>
+      <w:pPr>
+        <w:bidi w:val="0"/>
+        <w:rPr>
+          <w:rFonts w:cs="Calibri"/>
+          <w:rtl/>
+        </w:rPr>
+      </w:pPr>
+      <w:r>
+        <w:rPr>
+          <w:rFonts w:cs="Calibri"/>
+          <w:rtl/>
+        </w:rPr>
         <w:lastRenderedPageBreak/>
-        <w:t xml:space="preserve">## </w:t>
-      </w:r>
-      <w:r>
-        <w:rPr>
-          <w:rFonts w:cstheme="minorHAnsi"/>
-          <w:sz w:val="24"/>
-          <w:szCs w:val="24"/>
-        </w:rPr>
-        <w:t>License</w:t>
-      </w:r>
-    </w:p>
-    <w:p>
-      <w:pPr>
-        <w:bidi w:val="0"/>
-        <w:spacing w:line="360" w:lineRule="auto"/>
-        <w:rPr>
-          <w:rFonts w:cstheme="minorHAnsi"/>
-          <w:sz w:val="24"/>
-          <w:szCs w:val="24"/>
-        </w:rPr>
-      </w:pPr>
-      <w:r>
-        <w:rPr>
-          <w:rFonts w:cstheme="minorHAnsi"/>
-          <w:sz w:val="24"/>
-          <w:szCs w:val="24"/>
-          <w:rtl/>
-        </w:rPr>
-        <w:t>[</w:t>
-      </w:r>
-      <w:r>
-        <w:rPr>
-          <w:rFonts w:cstheme="minorHAnsi"/>
-          <w:sz w:val="24"/>
-          <w:szCs w:val="24"/>
-        </w:rPr>
-        <w:t>If applicable, include license information</w:t>
-      </w:r>
-      <w:r>
-        <w:rPr>
-          <w:rFonts w:cstheme="minorHAnsi"/>
-          <w:sz w:val="24"/>
-          <w:szCs w:val="24"/>
-          <w:rtl/>
-        </w:rPr>
-        <w:t>]</w:t>
-      </w:r>
-    </w:p>
-    <w:p>
-      <w:pPr>
-        <w:bidi w:val="0"/>
-        <w:rPr>
-          <w:rFonts w:cstheme="minorHAnsi"/>
-          <w:b/>
-          <w:bCs/>
-          <w:sz w:val="24"/>
-          <w:szCs w:val="24"/>
-          <w:u w:val="single"/>
-        </w:rPr>
-      </w:pPr>
-    </w:p>
-    <w:p>
-      <w:pPr>
-        <w:bidi w:val="0"/>
-        <w:rPr>
-          <w:rFonts w:cstheme="minorHAnsi"/>
-          <w:b/>
-          <w:bCs/>
-          <w:sz w:val="24"/>
-          <w:szCs w:val="24"/>
-          <w:u w:val="single"/>
-        </w:rPr>
-      </w:pPr>
-    </w:p>
-    <w:p>
-      <w:pPr>
-        <w:bidi w:val="0"/>
-        <w:rPr>
-          <w:rFonts w:cstheme="minorHAnsi"/>
-          <w:b/>
-          <w:bCs/>
-          <w:sz w:val="24"/>
-          <w:szCs w:val="24"/>
-          <w:u w:val="single"/>
-        </w:rPr>
-      </w:pPr>
-    </w:p>
-    <w:p>
-      <w:pPr>
-        <w:bidi w:val="0"/>
-        <w:rPr>
-          <w:rFonts w:cstheme="minorHAnsi"/>
-          <w:b/>
-          <w:bCs/>
-          <w:sz w:val="24"/>
-          <w:szCs w:val="24"/>
-          <w:u w:val="single"/>
-        </w:rPr>
-      </w:pPr>
-    </w:p>
-    <w:p>
-      <w:pPr>
-        <w:bidi w:val="0"/>
-        <w:rPr>
-          <w:rFonts w:cstheme="minorHAnsi"/>
-          <w:b/>
-          <w:bCs/>
-          <w:sz w:val="24"/>
-          <w:szCs w:val="24"/>
-          <w:u w:val="single"/>
-        </w:rPr>
-      </w:pPr>
-    </w:p>
-    <w:p>
-      <w:pPr>
-        <w:bidi w:val="0"/>
-        <w:rPr>
-          <w:rFonts w:cstheme="minorHAnsi"/>
-          <w:b/>
-          <w:bCs/>
-          <w:sz w:val="24"/>
-          <w:szCs w:val="24"/>
-          <w:u w:val="single"/>
-        </w:rPr>
-      </w:pPr>
-    </w:p>
-    <w:p>
-      <w:pPr>
-        <w:bidi w:val="0"/>
-        <w:rPr>
-          <w:rFonts w:cstheme="minorHAnsi"/>
-          <w:b/>
-          <w:bCs/>
-          <w:sz w:val="24"/>
-          <w:szCs w:val="24"/>
-          <w:u w:val="single"/>
-        </w:rPr>
-      </w:pPr>
-    </w:p>
-    <w:p>
-      <w:pPr>
-        <w:bidi w:val="0"/>
-        <w:rPr>
-          <w:rFonts w:cstheme="minorHAnsi"/>
-          <w:b/>
-          <w:bCs/>
-          <w:sz w:val="24"/>
-          <w:szCs w:val="24"/>
-          <w:u w:val="single"/>
-        </w:rPr>
-      </w:pPr>
-    </w:p>
-    <w:p>
-      <w:pPr>
-        <w:bidi w:val="0"/>
-        <w:rPr>
-          <w:rFonts w:cstheme="minorHAnsi"/>
-          <w:b/>
-          <w:bCs/>
-          <w:sz w:val="24"/>
-          <w:szCs w:val="24"/>
-          <w:u w:val="single"/>
-        </w:rPr>
-      </w:pPr>
-    </w:p>
-    <w:p>
-      <w:pPr>
-        <w:bidi w:val="0"/>
-        <w:rPr>
-          <w:rFonts w:cstheme="minorHAnsi"/>
-          <w:b/>
-          <w:bCs/>
-          <w:sz w:val="24"/>
-          <w:szCs w:val="24"/>
-          <w:u w:val="single"/>
-        </w:rPr>
-      </w:pPr>
-    </w:p>
-    <w:p>
-      <w:pPr>
-        <w:bidi w:val="0"/>
-        <w:rPr>
-          <w:rFonts w:cstheme="minorHAnsi"/>
-          <w:b/>
-          <w:bCs/>
-          <w:sz w:val="24"/>
-          <w:szCs w:val="24"/>
-          <w:u w:val="single"/>
-        </w:rPr>
-      </w:pPr>
-    </w:p>
-    <w:p>
-      <w:pPr>
-        <w:bidi w:val="0"/>
-        <w:rPr>
-          <w:rFonts w:cstheme="minorHAnsi"/>
-          <w:b/>
-          <w:bCs/>
-          <w:sz w:val="24"/>
-          <w:szCs w:val="24"/>
-          <w:u w:val="single"/>
-        </w:rPr>
-      </w:pPr>
-    </w:p>
-    <w:p>
-      <w:pPr>
-        <w:bidi w:val="0"/>
-        <w:rPr>
-          <w:rFonts w:cstheme="minorHAnsi"/>
-          <w:b/>
-          <w:bCs/>
-          <w:sz w:val="24"/>
-          <w:szCs w:val="24"/>
-          <w:u w:val="single"/>
-        </w:rPr>
-      </w:pPr>
-    </w:p>
-    <w:p>
-      <w:pPr>
-        <w:bidi w:val="0"/>
-        <w:rPr>
-          <w:rFonts w:cstheme="minorHAnsi"/>
-          <w:b/>
-          <w:bCs/>
-          <w:sz w:val="24"/>
-          <w:szCs w:val="24"/>
-          <w:u w:val="single"/>
-        </w:rPr>
-      </w:pPr>
-    </w:p>
-    <w:p>
-      <w:pPr>
-        <w:bidi w:val="0"/>
-        <w:rPr>
-          <w:rFonts w:cstheme="minorHAnsi"/>
-          <w:b/>
-          <w:bCs/>
-          <w:sz w:val="24"/>
-          <w:szCs w:val="24"/>
-          <w:u w:val="single"/>
-        </w:rPr>
-      </w:pPr>
-    </w:p>
-    <w:p>
-      <w:pPr>
-        <w:bidi w:val="0"/>
-        <w:rPr>
-          <w:rFonts w:cstheme="minorHAnsi"/>
-          <w:b/>
-          <w:bCs/>
-          <w:sz w:val="24"/>
-          <w:szCs w:val="24"/>
-          <w:u w:val="single"/>
-        </w:rPr>
-      </w:pPr>
-    </w:p>
-    <w:p>
-      <w:pPr>
-        <w:bidi w:val="0"/>
-        <w:rPr>
-          <w:rFonts w:cstheme="minorHAnsi"/>
-          <w:b/>
-          <w:bCs/>
-          <w:sz w:val="24"/>
-          <w:szCs w:val="24"/>
-          <w:u w:val="single"/>
-        </w:rPr>
-      </w:pPr>
-    </w:p>
-    <w:p>
-      <w:pPr>
-        <w:bidi w:val="0"/>
-        <w:rPr>
-          <w:rFonts w:cstheme="minorHAnsi"/>
-          <w:b/>
-          <w:bCs/>
-          <w:sz w:val="24"/>
-          <w:szCs w:val="24"/>
-          <w:u w:val="single"/>
-        </w:rPr>
-      </w:pPr>
-    </w:p>
-    <w:p>
-      <w:pPr>
-        <w:bidi w:val="0"/>
-        <w:rPr>
-          <w:rFonts w:cstheme="minorHAnsi"/>
-          <w:b/>
-          <w:bCs/>
-          <w:sz w:val="24"/>
-          <w:szCs w:val="24"/>
-          <w:u w:val="single"/>
-        </w:rPr>
-      </w:pPr>
-    </w:p>
-    <w:p>
-      <w:pPr>
-        <w:bidi w:val="0"/>
-        <w:rPr>
-          <w:rFonts w:cstheme="minorHAnsi"/>
-          <w:b/>
-          <w:bCs/>
-          <w:sz w:val="24"/>
-          <w:szCs w:val="24"/>
-          <w:u w:val="single"/>
-        </w:rPr>
-      </w:pPr>
-    </w:p>
-    <w:p>
-      <w:pPr>
-        <w:bidi w:val="0"/>
-        <w:rPr>
-          <w:rFonts w:cstheme="minorHAnsi"/>
-          <w:b/>
-          <w:bCs/>
-          <w:sz w:val="24"/>
-          <w:szCs w:val="24"/>
-          <w:u w:val="single"/>
-        </w:rPr>
-      </w:pPr>
-    </w:p>
-    <w:p>
-      <w:pPr>
-        <w:bidi w:val="0"/>
-        <w:rPr>
-          <w:rFonts w:cstheme="minorHAnsi"/>
-          <w:b/>
-          <w:bCs/>
-          <w:sz w:val="24"/>
-          <w:szCs w:val="24"/>
-          <w:u w:val="single"/>
-        </w:rPr>
-      </w:pPr>
-      <w:r>
-        <w:rPr>
-          <w:rFonts w:cstheme="minorHAnsi" w:hint="cs"/>
-          <w:b/>
-          <w:bCs/>
-          <w:sz w:val="24"/>
-          <w:szCs w:val="24"/>
-          <w:u w:val="single"/>
-          <w:rtl/>
-        </w:rPr>
-        <w:t>ת</w:t>
-      </w:r>
-      <w:r>
-        <w:rPr>
-          <w:rFonts w:cstheme="minorHAnsi" w:hint="cs"/>
-          <w:b/>
-          <w:bCs/>
-          <w:sz w:val="24"/>
-          <w:szCs w:val="24"/>
-          <w:u w:val="single"/>
-          <w:rtl/>
-        </w:rPr>
-        <w:t xml:space="preserve">כנות מונחה עצמים </w:t>
-      </w:r>
-      <w:r>
-        <w:rPr>
-          <w:rFonts w:cstheme="minorHAnsi"/>
-          <w:b/>
-          <w:bCs/>
-          <w:sz w:val="24"/>
-          <w:szCs w:val="24"/>
-          <w:u w:val="single"/>
-        </w:rPr>
-        <w:t>oop2_ex03</w:t>
-      </w:r>
-      <w:r>
-        <w:rPr>
-          <w:rFonts w:cstheme="minorHAnsi" w:hint="cs"/>
-          <w:b/>
-          <w:bCs/>
-          <w:sz w:val="24"/>
-          <w:szCs w:val="24"/>
-          <w:u w:val="single"/>
+        <w:t xml:space="preserve">כללי המשחק פשוטים מאוד: לשחקן מוצג לוח שעליו מפוזרים דוקים </w:t>
+      </w:r>
+      <w:r>
+        <w:rPr>
+          <w:rFonts w:cs="Calibri" w:hint="cs"/>
+          <w:rtl/>
+        </w:rPr>
+        <w:t>(</w:t>
+      </w:r>
+      <w:r>
+        <w:rPr>
+          <w:rFonts w:cs="Calibri"/>
+          <w:rtl/>
+        </w:rPr>
+        <w:t>מקלות צבעוניים</w:t>
+      </w:r>
+      <w:r>
+        <w:rPr>
+          <w:rFonts w:cs="Calibri" w:hint="cs"/>
+          <w:rtl/>
+        </w:rPr>
+        <w:t>)</w:t>
+      </w:r>
+      <w:r>
+        <w:rPr>
+          <w:rFonts w:cs="Calibri"/>
+          <w:rtl/>
+        </w:rPr>
+        <w:t xml:space="preserve"> ועליו להרים אותם בזה</w:t>
+      </w:r>
+      <w:r>
+        <w:rPr>
+          <w:rFonts w:cstheme="minorHAnsi" w:hint="cs"/>
           <w:rtl/>
         </w:rPr>
         <w:t xml:space="preserve"> </w:t>
       </w:r>
       <w:r>
         <w:rPr>
-          <w:rFonts w:cstheme="minorHAnsi"/>
-          <w:b/>
-          <w:bCs/>
-          <w:sz w:val="24"/>
-          <w:szCs w:val="24"/>
-          <w:u w:val="single"/>
-          <w:rtl/>
-        </w:rPr>
-        <w:t>–</w:t>
-      </w:r>
-      <w:r>
-        <w:rPr>
-          <w:rFonts w:cstheme="minorHAnsi" w:hint="cs"/>
-          <w:b/>
-          <w:bCs/>
-          <w:sz w:val="24"/>
-          <w:szCs w:val="24"/>
-          <w:u w:val="single"/>
+          <w:rFonts w:cs="Calibri"/>
+          <w:rtl/>
+        </w:rPr>
+        <w:t>אחר זה. אפשר להרים דוק רק אם אין מעליו דוקים אחרים. אם השחקן ינסה להרים דוק שאסור להרים, הפעולה</w:t>
+      </w:r>
+      <w:r>
+        <w:rPr>
+          <w:rFonts w:cstheme="minorHAnsi" w:hint="cs"/>
           <w:rtl/>
         </w:rPr>
         <w:t xml:space="preserve"> </w:t>
       </w:r>
       <w:r>
         <w:rPr>
-          <w:rFonts w:cstheme="minorHAnsi" w:hint="cs"/>
-          <w:b/>
-          <w:bCs/>
-          <w:sz w:val="24"/>
-          <w:szCs w:val="24"/>
-          <w:u w:val="single"/>
-          <w:rtl/>
-          <w:lang w:val="en-GB"/>
-        </w:rPr>
-        <w:t>דוקים</w:t>
-      </w:r>
-    </w:p>
-    <w:p>
-      <w:pPr>
-        <w:bidi w:val="0"/>
-        <w:rPr>
-          <w:rFonts w:cstheme="minorHAnsi"/>
-          <w:sz w:val="24"/>
-          <w:szCs w:val="24"/>
-          <w:u w:val="single"/>
-          <w:rtl/>
-        </w:rPr>
-      </w:pPr>
-      <w:r>
-        <w:rPr>
-          <w:rFonts w:cstheme="minorHAnsi" w:hint="cs"/>
-          <w:b/>
-          <w:bCs/>
-          <w:sz w:val="24"/>
-          <w:szCs w:val="24"/>
-          <w:u w:val="single"/>
-          <w:rtl/>
-          <w:lang w:val="en-GB"/>
-        </w:rPr>
-        <w:t>לבנת עראמה</w:t>
-      </w:r>
-      <w:r>
-        <w:rPr>
-          <w:rFonts w:cstheme="minorHAnsi" w:hint="cs"/>
-          <w:b/>
-          <w:bCs/>
-          <w:sz w:val="24"/>
-          <w:szCs w:val="24"/>
-          <w:u w:val="single"/>
-          <w:rtl/>
-        </w:rPr>
-        <w:t>,</w:t>
-      </w:r>
-      <w:r>
-        <w:rPr>
-          <w:rFonts w:cstheme="minorHAnsi"/>
-          <w:b/>
-          <w:bCs/>
-          <w:sz w:val="24"/>
-          <w:szCs w:val="24"/>
-          <w:u w:val="single"/>
-          <w:rtl/>
-        </w:rPr>
-        <w:t xml:space="preserve"> ת"ז: </w:t>
-      </w:r>
-      <w:r>
-        <w:rPr>
-          <w:rFonts w:cstheme="minorHAnsi" w:hint="cs"/>
-          <w:b/>
-          <w:bCs/>
-          <w:sz w:val="24"/>
-          <w:szCs w:val="24"/>
-          <w:u w:val="single"/>
-          <w:rtl/>
-        </w:rPr>
-        <w:t>213005234</w:t>
-      </w:r>
-      <w:r>
-        <w:rPr>
-          <w:rFonts w:cstheme="minorHAnsi"/>
-          <w:b/>
-          <w:bCs/>
-          <w:sz w:val="24"/>
-          <w:szCs w:val="24"/>
-          <w:u w:val="single"/>
-          <w:rtl/>
-        </w:rPr>
-        <w:t xml:space="preserve">  </w:t>
-      </w:r>
-      <w:r>
-        <w:rPr>
-          <w:rFonts w:cstheme="minorHAnsi" w:hint="cs"/>
-          <w:b/>
-          <w:bCs/>
-          <w:sz w:val="24"/>
-          <w:szCs w:val="24"/>
-          <w:u w:val="single"/>
-          <w:rtl/>
-        </w:rPr>
-        <w:t>ואופק אלון, ת"ז: 209625896</w:t>
-      </w:r>
-    </w:p>
-    <w:p>
-      <w:pPr>
-        <w:bidi w:val="0"/>
-        <w:rPr>
-          <w:rFonts w:cstheme="minorHAnsi"/>
-          <w:b/>
-          <w:bCs/>
-          <w:u w:val="single"/>
-        </w:rPr>
-      </w:pPr>
-      <w:r>
-        <w:rPr>
-          <w:rFonts w:cstheme="minorHAnsi" w:hint="cs"/>
-          <w:b/>
-          <w:bCs/>
-          <w:u w:val="single"/>
-          <w:rtl/>
-        </w:rPr>
-        <w:t>הסבר כללי על התרגיל:</w:t>
-      </w:r>
-    </w:p>
-    <w:p>
-      <w:pPr>
-        <w:bidi w:val="0"/>
-        <w:rPr>
           <w:rFonts w:cs="Calibri"/>
           <w:rtl/>
         </w:rPr>
-      </w:pPr>
-      <w:r>
-        <w:rPr>
-          <w:rFonts w:cs="Calibri"/>
-          <w:rtl/>
-        </w:rPr>
-        <w:t xml:space="preserve">בתרגיל זה </w:t>
+        <w:t>לא תתבצע</w:t>
       </w:r>
       <w:r>
         <w:rPr>
           <w:rFonts w:cs="Calibri" w:hint="cs"/>
           <w:rtl/>
         </w:rPr>
-        <w:t>בנינו</w:t>
-      </w:r>
-      <w:r>
-        <w:rPr>
-          <w:rFonts w:cs="Calibri"/>
-          <w:rtl/>
-        </w:rPr>
-        <w:t xml:space="preserve"> משחק פשוט של דוקים תוך שימוש ב־</w:t>
-      </w:r>
-      <w:r>
-        <w:rPr>
-          <w:rFonts w:cstheme="minorHAnsi"/>
-        </w:rPr>
-        <w:t>SMFL</w:t>
-      </w:r>
-      <w:r>
-        <w:rPr>
-          <w:rFonts w:cs="Calibri"/>
-          <w:rtl/>
-        </w:rPr>
-        <w:t>.</w:t>
-      </w:r>
-    </w:p>
-    <w:p>
-      <w:pPr>
-        <w:bidi w:val="0"/>
-        <w:rPr>
-          <w:rFonts w:cs="Calibri"/>
-          <w:rtl/>
-        </w:rPr>
-      </w:pPr>
-      <w:r>
-        <w:rPr>
-          <w:rFonts w:cs="Calibri"/>
-          <w:rtl/>
-        </w:rPr>
-        <w:t xml:space="preserve">כללי המשחק פשוטים מאוד: לשחקן מוצג לוח שעליו מפוזרים דוקים </w:t>
-      </w:r>
-      <w:r>
-        <w:rPr>
-          <w:rFonts w:cs="Calibri" w:hint="cs"/>
-          <w:rtl/>
-        </w:rPr>
-        <w:t>(</w:t>
-      </w:r>
-      <w:r>
-        <w:rPr>
-          <w:rFonts w:cs="Calibri"/>
-          <w:rtl/>
-        </w:rPr>
-        <w:t>מקלות צבעוניים</w:t>
-      </w:r>
-      <w:r>
-        <w:rPr>
-          <w:rFonts w:cs="Calibri" w:hint="cs"/>
-          <w:rtl/>
-        </w:rPr>
-        <w:t>)</w:t>
-      </w:r>
-      <w:r>
-        <w:rPr>
-          <w:rFonts w:cs="Calibri"/>
-          <w:rtl/>
-        </w:rPr>
-        <w:t xml:space="preserve"> ועליו להרים אותם בזה</w:t>
-      </w:r>
-      <w:r>
-        <w:rPr>
-          <w:rFonts w:cstheme="minorHAnsi" w:hint="cs"/>
-          <w:rtl/>
-        </w:rPr>
-        <w:t xml:space="preserve"> </w:t>
-      </w:r>
-      <w:r>
-        <w:rPr>
-          <w:rFonts w:cs="Calibri"/>
-          <w:rtl/>
-        </w:rPr>
-        <w:t>אחר זה. אפשר להרים דוק רק אם אין מעליו דוקים אחרים. אם השחקן ינסה להרים דוק שאסור להרים, הפעולה</w:t>
-      </w:r>
-      <w:r>
-        <w:rPr>
-          <w:rFonts w:cstheme="minorHAnsi" w:hint="cs"/>
-          <w:rtl/>
-        </w:rPr>
-        <w:t xml:space="preserve"> </w:t>
-      </w:r>
-      <w:r>
-        <w:rPr>
-          <w:rFonts w:cs="Calibri"/>
-          <w:rtl/>
-        </w:rPr>
-        <w:t>לא תתבצע</w:t>
-      </w:r>
-      <w:r>
-        <w:rPr>
-          <w:rFonts w:cs="Calibri" w:hint="cs"/>
-          <w:rtl/>
-        </w:rPr>
-        <w:t xml:space="preserve">, כמו כן יש לשחקן אפשרות לרמז אשר בלחיצה על כפתור הרמז הדוקים שניתן להרים מובלטים לפי סדר </w:t>
-      </w:r>
-      <w:r>
-        <w:rPr>
-          <w:rFonts w:cs="Calibri" w:hint="cs"/>
-          <w:rtl/>
-        </w:rPr>
-        <w:lastRenderedPageBreak/>
-        <w:t>ניקודם מהגדול לקטן</w:t>
+        <w:t>, כמו כן יש לשחקן אפשרות לרמז אשר בלחיצה על כפתור הרמז הדוקים שניתן להרים מובלטים לפי סדר ניקודם מהגדול לקטן</w:t>
       </w:r>
       <w:r>
         <w:rPr>
@@ -4193,6 +4339,7 @@
           <w:rFonts w:cs="Calibri" w:hint="cs"/>
           <w:rtl/>
         </w:rPr>
+        <w:lastRenderedPageBreak/>
         <w:t>בקובץ ה</w:t>
       </w:r>
       <w:r>
@@ -4295,16 +4442,7 @@
           <w:rtl/>
           <w:lang w:val="en-GB"/>
         </w:rPr>
-        <w:t xml:space="preserve">מעדכן את הממברים שלו תוך התייחסות ליצירת שלב </w:t>
-      </w:r>
-      <w:r>
-        <w:rPr>
-          <w:rFonts w:cs="Calibri" w:hint="cs"/>
-          <w:rtl/>
-          <w:lang w:val="en-GB"/>
-        </w:rPr>
-        <w:lastRenderedPageBreak/>
-        <w:t>רנדומלי.</w:t>
+        <w:t>מעדכן את הממברים שלו תוך התייחסות ליצירת שלב רנדומלי.</w:t>
       </w:r>
       <w:r>
         <w:rPr>
@@ -7095,7 +7233,6 @@
   <w:style w:type="character" w:default="1" w:styleId="DefaultParagraphFont">
     <w:name w:val="Default Paragraph Font"/>
     <w:uiPriority w:val="1"/>
-    <w:semiHidden/>
     <w:unhideWhenUsed/>
   </w:style>
   <w:style w:type="table" w:default="1" w:styleId="TableNormal">

--- a/README.docx
+++ b/README.docx
@@ -1,6 +1,6 @@
 
 <file path=word/document.xml><?xml version="1.0" encoding="utf-8"?>
-<w:document xmlns:wpc="http://schemas.microsoft.com/office/word/2010/wordprocessingCanvas" xmlns:cx="http://schemas.microsoft.com/office/drawing/2014/chartex" xmlns:cx1="http://schemas.microsoft.com/office/drawing/2015/9/8/chartex" xmlns:cx2="http://schemas.microsoft.com/office/drawing/2015/10/21/chartex" xmlns:cx3="http://schemas.microsoft.com/office/drawing/2016/5/9/chartex" xmlns:cx4="http://schemas.microsoft.com/office/drawing/2016/5/10/chartex" xmlns:cx5="http://schemas.microsoft.com/office/drawing/2016/5/11/chartex" xmlns:cx6="http://schemas.microsoft.com/office/drawing/2016/5/12/chartex" xmlns:cx7="http://schemas.microsoft.com/office/drawing/2016/5/13/chartex" xmlns:cx8="http://schemas.microsoft.com/office/drawing/2016/5/14/chartex" xmlns:mc="http://schemas.openxmlformats.org/markup-compatibility/2006" xmlns:aink="http://schemas.microsoft.com/office/drawing/2016/ink" xmlns:am3d="http://schemas.microsoft.com/office/drawing/2017/model3d" xmlns:o="urn:schemas-microsoft-com:office:office" xmlns:oel="http://schemas.microsoft.com/office/2019/extlst" xmlns:r="http://schemas.openxmlformats.org/officeDocument/2006/relationships" xmlns:m="http://schemas.openxmlformats.org/officeDocument/2006/math" xmlns:v="urn:schemas-microsoft-com:vml" xmlns:wp14="http://schemas.microsoft.com/office/word/2010/wordprocessingDrawing" xmlns:wp="http://schemas.openxmlformats.org/drawingml/2006/wordprocessingDrawing" xmlns:w10="urn:schemas-microsoft-com:office:word" xmlns:w="http://schemas.openxmlformats.org/wordprocessingml/2006/main" xmlns:w14="http://schemas.microsoft.com/office/word/2010/wordml" xmlns:w15="http://schemas.microsoft.com/office/word/2012/wordml" xmlns:w16cex="http://schemas.microsoft.com/office/word/2018/wordml/cex" xmlns:w16cid="http://schemas.microsoft.com/office/word/2016/wordml/cid" xmlns:w16="http://schemas.microsoft.com/office/word/2018/wordml" xmlns:w16du="http://schemas.microsoft.com/office/word/2023/wordml/word16du" xmlns:w16sdtdh="http://schemas.microsoft.com/office/word/2020/wordml/sdtdatahash" xmlns:w16se="http://schemas.microsoft.com/office/word/2015/wordml/symex" xmlns:wpg="http://schemas.microsoft.com/office/word/2010/wordprocessingGroup" xmlns:wpi="http://schemas.microsoft.com/office/word/2010/wordprocessingInk" xmlns:wne="http://schemas.microsoft.com/office/word/2006/wordml" xmlns:wps="http://schemas.microsoft.com/office/word/2010/wordprocessingShape" mc:Ignorable="w14 w15 w16se w16cid w16 w16cex w16sdtdh w16du wp14">
+<w:document xmlns:wpc="http://schemas.microsoft.com/office/word/2010/wordprocessingCanvas" xmlns:cx="http://schemas.microsoft.com/office/drawing/2014/chartex" xmlns:cx1="http://schemas.microsoft.com/office/drawing/2015/9/8/chartex" xmlns:cx2="http://schemas.microsoft.com/office/drawing/2015/10/21/chartex" xmlns:cx3="http://schemas.microsoft.com/office/drawing/2016/5/9/chartex" xmlns:cx4="http://schemas.microsoft.com/office/drawing/2016/5/10/chartex" xmlns:cx5="http://schemas.microsoft.com/office/drawing/2016/5/11/chartex" xmlns:cx6="http://schemas.microsoft.com/office/drawing/2016/5/12/chartex" xmlns:cx7="http://schemas.microsoft.com/office/drawing/2016/5/13/chartex" xmlns:cx8="http://schemas.microsoft.com/office/drawing/2016/5/14/chartex" xmlns:mc="http://schemas.openxmlformats.org/markup-compatibility/2006" xmlns:aink="http://schemas.microsoft.com/office/drawing/2016/ink" xmlns:am3d="http://schemas.microsoft.com/office/drawing/2017/model3d" xmlns:o="urn:schemas-microsoft-com:office:office" xmlns:oel="http://schemas.microsoft.com/office/2019/extlst" xmlns:r="http://schemas.openxmlformats.org/officeDocument/2006/relationships" xmlns:m="http://schemas.openxmlformats.org/officeDocument/2006/math" xmlns:v="urn:schemas-microsoft-com:vml" xmlns:wp14="http://schemas.microsoft.com/office/word/2010/wordprocessingDrawing" xmlns:wp="http://schemas.openxmlformats.org/drawingml/2006/wordprocessingDrawing" xmlns:w10="urn:schemas-microsoft-com:office:word" xmlns:w="http://schemas.openxmlformats.org/wordprocessingml/2006/main" xmlns:w14="http://schemas.microsoft.com/office/word/2010/wordml" xmlns:w15="http://schemas.microsoft.com/office/word/2012/wordml" xmlns:w16cex="http://schemas.microsoft.com/office/word/2018/wordml/cex" xmlns:w16cid="http://schemas.microsoft.com/office/word/2016/wordml/cid" xmlns:w16="http://schemas.microsoft.com/office/word/2018/wordml" xmlns:w16du="http://schemas.microsoft.com/office/word/2023/wordml/word16du" xmlns:w16sdtdh="http://schemas.microsoft.com/office/word/2020/wordml/sdtdatahash" xmlns:w16sdtfl="http://schemas.microsoft.com/office/word/2024/wordml/sdtformatlock" xmlns:w16se="http://schemas.microsoft.com/office/word/2015/wordml/symex" xmlns:wpg="http://schemas.microsoft.com/office/word/2010/wordprocessingGroup" xmlns:wpi="http://schemas.microsoft.com/office/word/2010/wordprocessingInk" xmlns:wne="http://schemas.microsoft.com/office/word/2006/wordml" xmlns:wps="http://schemas.microsoft.com/office/word/2010/wordprocessingShape" mc:Ignorable="w14 w15 w16se w16cid w16 w16cex w16sdtdh w16sdtfl w16du wp14">
   <w:body>
     <w:p>
       <w:pPr>
@@ -60,7 +60,18 @@
           <w:szCs w:val="24"/>
           <w:u w:val="single"/>
         </w:rPr>
-        <w:t>Livnat Arama, ID- 213005234 and Ophek Alon, ID- 209625896</w:t>
+        <w:t xml:space="preserve">Ophek Alon and </w:t>
+      </w:r>
+      <w:r>
+        <w:rPr>
+          <w:rFonts w:asciiTheme="majorBidi" w:hAnsiTheme="majorBidi" w:cstheme="majorBidi"/>
+          <w:b/>
+          <w:bCs/>
+          <w:sz w:val="24"/>
+          <w:szCs w:val="24"/>
+          <w:u w:val="single"/>
+        </w:rPr>
+        <w:t>Livnat Arama</w:t>
       </w:r>
     </w:p>
     <w:p>
@@ -752,16 +763,7 @@
           <w:szCs w:val="24"/>
           <w:lang w:val="en-IL" w:eastAsia="en-IL"/>
         </w:rPr>
-        <w:t>Base class for moving objects</w:t>
-      </w:r>
-      <w:r>
-        <w:rPr>
-          <w:rFonts w:ascii="Times New Roman" w:eastAsia="Times New Roman" w:hAnsi="Times New Roman" w:cs="Times New Roman"/>
-          <w:sz w:val="24"/>
-          <w:szCs w:val="24"/>
-          <w:lang w:val="en-IL" w:eastAsia="en-IL"/>
-        </w:rPr>
-        <w:t xml:space="preserve"> .</w:t>
+        <w:t>Base class for moving objects .</w:t>
       </w:r>
     </w:p>
     <w:p>
@@ -796,16 +798,7 @@
           <w:szCs w:val="24"/>
           <w:lang w:val="en-IL" w:eastAsia="en-IL"/>
         </w:rPr>
-        <w:t>The main character controlled by the user</w:t>
-      </w:r>
-      <w:r>
-        <w:rPr>
-          <w:rFonts w:ascii="Times New Roman" w:eastAsia="Times New Roman" w:hAnsi="Times New Roman" w:cs="Times New Roman"/>
-          <w:sz w:val="24"/>
-          <w:szCs w:val="24"/>
-          <w:lang w:val="en-IL" w:eastAsia="en-IL"/>
-        </w:rPr>
-        <w:t xml:space="preserve">. </w:t>
+        <w:t xml:space="preserve">The main character controlled by the user. </w:t>
       </w:r>
       <w:r>
         <w:rPr>
@@ -874,16 +867,7 @@
           <w:szCs w:val="24"/>
           <w:lang w:val="en-IL" w:eastAsia="en-IL"/>
         </w:rPr>
-        <w:t>CollisionFunctions</w:t>
-      </w:r>
-      <w:r>
-        <w:rPr>
-          <w:rFonts w:ascii="Times New Roman" w:eastAsia="Times New Roman" w:hAnsi="Times New Roman" w:cs="Times New Roman"/>
-          <w:sz w:val="24"/>
-          <w:szCs w:val="24"/>
-          <w:lang w:val="en-IL" w:eastAsia="en-IL"/>
-        </w:rPr>
-        <w:t xml:space="preserve">: </w:t>
+        <w:t xml:space="preserve">CollisionFunctions: </w:t>
       </w:r>
       <w:r>
         <w:rPr>
@@ -936,16 +920,7 @@
           <w:szCs w:val="24"/>
           <w:lang w:val="en-IL" w:eastAsia="en-IL"/>
         </w:rPr>
-        <w:t>HandleCollision</w:t>
-      </w:r>
-      <w:r>
-        <w:rPr>
-          <w:rFonts w:ascii="Times New Roman" w:eastAsia="Times New Roman" w:hAnsi="Times New Roman" w:cs="Times New Roman"/>
-          <w:sz w:val="24"/>
-          <w:szCs w:val="24"/>
-          <w:lang w:val="en-IL" w:eastAsia="en-IL"/>
-        </w:rPr>
-        <w:t xml:space="preserve">: </w:t>
+        <w:t xml:space="preserve">HandleCollision: </w:t>
       </w:r>
       <w:r>
         <w:rPr>
@@ -1033,43 +1008,7 @@
           <w:szCs w:val="24"/>
           <w:lang w:val="en-IL" w:eastAsia="en-IL"/>
         </w:rPr>
-        <w:t>FlyState: Handles player's flying state</w:t>
-      </w:r>
-      <w:r>
-        <w:rPr>
-          <w:rFonts w:ascii="Times New Roman" w:eastAsia="Times New Roman" w:hAnsi="Times New Roman" w:cs="Times New Roman"/>
-          <w:sz w:val="24"/>
-          <w:szCs w:val="24"/>
-          <w:lang w:val="en-IL" w:eastAsia="en-IL"/>
-        </w:rPr>
-        <w:t xml:space="preserve">, </w:t>
-      </w:r>
-      <w:r>
-        <w:rPr>
-          <w:rFonts w:ascii="Times New Roman" w:eastAsia="Times New Roman" w:hAnsi="Times New Roman" w:cs="Times New Roman"/>
-          <w:sz w:val="24"/>
-          <w:szCs w:val="24"/>
-          <w:lang w:val="en-IL" w:eastAsia="en-IL"/>
-        </w:rPr>
-        <w:t>movement</w:t>
-      </w:r>
-      <w:r>
-        <w:rPr>
-          <w:rFonts w:ascii="Times New Roman" w:eastAsia="Times New Roman" w:hAnsi="Times New Roman" w:cs="Times New Roman"/>
-          <w:sz w:val="24"/>
-          <w:szCs w:val="24"/>
-          <w:lang w:val="en-IL" w:eastAsia="en-IL"/>
-        </w:rPr>
-        <w:t xml:space="preserve"> </w:t>
-      </w:r>
-      <w:r>
-        <w:rPr>
-          <w:rFonts w:ascii="Times New Roman" w:eastAsia="Times New Roman" w:hAnsi="Times New Roman" w:cs="Times New Roman"/>
-          <w:sz w:val="24"/>
-          <w:szCs w:val="24"/>
-          <w:lang w:val="en-IL" w:eastAsia="en-IL"/>
-        </w:rPr>
-        <w:t xml:space="preserve">and transitions. </w:t>
+        <w:t xml:space="preserve">FlyState: Handles player's flying state, movement and transitions. </w:t>
       </w:r>
     </w:p>
     <w:p>
@@ -1095,25 +1034,7 @@
           <w:szCs w:val="24"/>
           <w:lang w:val="en-IL" w:eastAsia="en-IL"/>
         </w:rPr>
-        <w:t>JumpState: Manages player's jumping behavior</w:t>
-      </w:r>
-      <w:r>
-        <w:rPr>
-          <w:rFonts w:ascii="Times New Roman" w:eastAsia="Times New Roman" w:hAnsi="Times New Roman" w:cs="Times New Roman"/>
-          <w:sz w:val="24"/>
-          <w:szCs w:val="24"/>
-          <w:lang w:val="en-IL" w:eastAsia="en-IL"/>
-        </w:rPr>
-        <w:t xml:space="preserve"> </w:t>
-      </w:r>
-      <w:r>
-        <w:rPr>
-          <w:rFonts w:ascii="Times New Roman" w:eastAsia="Times New Roman" w:hAnsi="Times New Roman" w:cs="Times New Roman"/>
-          <w:sz w:val="24"/>
-          <w:szCs w:val="24"/>
-          <w:lang w:val="en-IL" w:eastAsia="en-IL"/>
-        </w:rPr>
-        <w:t xml:space="preserve">and transitions. </w:t>
+        <w:t xml:space="preserve">JumpState: Manages player's jumping behavior and transitions. </w:t>
       </w:r>
     </w:p>
     <w:p>
@@ -1191,25 +1112,7 @@
           <w:szCs w:val="24"/>
           <w:lang w:val="en-IL" w:eastAsia="en-IL"/>
         </w:rPr>
-        <w:t>SlideState: Implements player's sliding behavior</w:t>
-      </w:r>
-      <w:r>
-        <w:rPr>
-          <w:rFonts w:ascii="Times New Roman" w:eastAsia="Times New Roman" w:hAnsi="Times New Roman" w:cs="Times New Roman"/>
-          <w:sz w:val="24"/>
-          <w:szCs w:val="24"/>
-          <w:lang w:val="en-IL" w:eastAsia="en-IL"/>
-        </w:rPr>
-        <w:t xml:space="preserve"> </w:t>
-      </w:r>
-      <w:r>
-        <w:rPr>
-          <w:rFonts w:ascii="Times New Roman" w:eastAsia="Times New Roman" w:hAnsi="Times New Roman" w:cs="Times New Roman"/>
-          <w:sz w:val="24"/>
-          <w:szCs w:val="24"/>
-          <w:lang w:val="en-IL" w:eastAsia="en-IL"/>
-        </w:rPr>
-        <w:t>and transitions.</w:t>
+        <w:t>SlideState: Implements player's sliding behavior and transitions.</w:t>
       </w:r>
     </w:p>
     <w:p>
@@ -1242,16 +1145,7 @@
           <w:szCs w:val="24"/>
           <w:u w:val="single"/>
         </w:rPr>
-        <w:t>Factories</w:t>
-      </w:r>
-      <w:r>
-        <w:rPr>
-          <w:rFonts w:asciiTheme="majorBidi" w:hAnsiTheme="majorBidi" w:cstheme="majorBidi"/>
-          <w:sz w:val="24"/>
-          <w:szCs w:val="24"/>
-          <w:u w:val="single"/>
-        </w:rPr>
-        <w:t>:</w:t>
+        <w:t>Factories:</w:t>
       </w:r>
     </w:p>
     <w:p>
@@ -1277,16 +1171,7 @@
           <w:szCs w:val="24"/>
           <w:lang w:val="en-IL" w:eastAsia="en-IL"/>
         </w:rPr>
-        <w:t>EnemyFactory</w:t>
-      </w:r>
-      <w:r>
-        <w:rPr>
-          <w:rFonts w:ascii="Times New Roman" w:eastAsia="Times New Roman" w:hAnsi="Times New Roman" w:cs="Times New Roman"/>
-          <w:sz w:val="24"/>
-          <w:szCs w:val="24"/>
-          <w:lang w:val="en-IL" w:eastAsia="en-IL"/>
-        </w:rPr>
-        <w:t xml:space="preserve">: </w:t>
+        <w:t xml:space="preserve">EnemyFactory: </w:t>
       </w:r>
       <w:r>
         <w:rPr>
@@ -1513,16 +1398,7 @@
           <w:szCs w:val="24"/>
           <w:lang w:val="en-IL" w:eastAsia="en-IL"/>
         </w:rPr>
-        <w:t>ChoosePlayerCommand: Handles player selection screen with character options</w:t>
-      </w:r>
-      <w:r>
-        <w:rPr>
-          <w:rFonts w:ascii="Times New Roman" w:eastAsia="Times New Roman" w:hAnsi="Times New Roman" w:cs="Times New Roman"/>
-          <w:sz w:val="24"/>
-          <w:szCs w:val="24"/>
-          <w:lang w:val="en-IL" w:eastAsia="en-IL"/>
-        </w:rPr>
-        <w:t>.</w:t>
+        <w:t>ChoosePlayerCommand: Handles player selection screen with character options.</w:t>
       </w:r>
     </w:p>
     <w:p>
@@ -3436,16 +3312,7 @@
           <w:szCs w:val="24"/>
           <w:lang w:val="en-IL" w:eastAsia="en-IL"/>
         </w:rPr>
-        <w:t>Singleton class</w:t>
-      </w:r>
-      <w:r>
-        <w:rPr>
-          <w:rFonts w:ascii="Times New Roman" w:eastAsia="Times New Roman" w:hAnsi="Times New Roman" w:cs="Times New Roman"/>
-          <w:sz w:val="24"/>
-          <w:szCs w:val="24"/>
-          <w:lang w:val="en-IL" w:eastAsia="en-IL"/>
-        </w:rPr>
-        <w:t xml:space="preserve"> that </w:t>
+        <w:t xml:space="preserve">Singleton class that </w:t>
       </w:r>
       <w:r>
         <w:rPr>
@@ -3546,25 +3413,7 @@
           <w:szCs w:val="24"/>
           <w:lang w:val="en-IL" w:eastAsia="en-IL"/>
         </w:rPr>
-        <w:t>levelbutton:</w:t>
-      </w:r>
-      <w:r>
-        <w:rPr>
-          <w:rFonts w:ascii="Times New Roman" w:eastAsia="Times New Roman" w:hAnsi="Times New Roman" w:cs="Times New Roman"/>
-          <w:sz w:val="24"/>
-          <w:szCs w:val="24"/>
-          <w:lang w:val="en-IL" w:eastAsia="en-IL"/>
-        </w:rPr>
-        <w:t xml:space="preserve"> </w:t>
-      </w:r>
-      <w:r>
-        <w:rPr>
-          <w:rFonts w:ascii="Times New Roman" w:eastAsia="Times New Roman" w:hAnsi="Times New Roman" w:cs="Times New Roman"/>
-          <w:sz w:val="24"/>
-          <w:szCs w:val="24"/>
-          <w:lang w:val="en-IL" w:eastAsia="en-IL"/>
-        </w:rPr>
-        <w:t>std::pair&lt;sf::Text, Button&gt;.</w:t>
+        <w:t>levelbutton: std::pair&lt;sf::Text, Button&gt;.</w:t>
       </w:r>
       <w:r>
         <w:rPr>
@@ -3609,25 +3458,7 @@
           <w:lang w:val="en-IL" w:eastAsia="en-IL"/>
         </w:rPr>
         <w:lastRenderedPageBreak/>
-        <w:t>LevelOption:</w:t>
-      </w:r>
-      <w:r>
-        <w:rPr>
-          <w:rFonts w:ascii="Times New Roman" w:eastAsia="Times New Roman" w:hAnsi="Times New Roman" w:cs="Times New Roman"/>
-          <w:sz w:val="24"/>
-          <w:szCs w:val="24"/>
-          <w:lang w:val="en-IL" w:eastAsia="en-IL"/>
-        </w:rPr>
-        <w:t xml:space="preserve"> </w:t>
-      </w:r>
-      <w:r>
-        <w:rPr>
-          <w:rFonts w:ascii="Times New Roman" w:eastAsia="Times New Roman" w:hAnsi="Times New Roman" w:cs="Times New Roman"/>
-          <w:sz w:val="24"/>
-          <w:szCs w:val="24"/>
-          <w:lang w:val="en-IL" w:eastAsia="en-IL"/>
-        </w:rPr>
-        <w:t>std::pair&lt;levelbutton, std::unique_ptr&lt;LevelCommand&gt;&gt;.</w:t>
+        <w:t>LevelOption: std::pair&lt;levelbutton, std::unique_ptr&lt;LevelCommand&gt;&gt;.</w:t>
       </w:r>
       <w:r>
         <w:rPr>
@@ -4074,25 +3905,7 @@
           <w:szCs w:val="24"/>
           <w:lang w:val="en-IL" w:eastAsia="en-IL"/>
         </w:rPr>
-        <w:t>Algorithm for Coin Attraction</w:t>
-      </w:r>
-      <w:r>
-        <w:rPr>
-          <w:rFonts w:ascii="Times New Roman" w:eastAsia="Times New Roman" w:hAnsi="Times New Roman" w:cs="Times New Roman"/>
-          <w:sz w:val="24"/>
-          <w:szCs w:val="24"/>
-          <w:lang w:val="en-IL" w:eastAsia="en-IL"/>
-        </w:rPr>
-        <w:t xml:space="preserve">: </w:t>
-      </w:r>
-      <w:r>
-        <w:rPr>
-          <w:rFonts w:ascii="Times New Roman" w:eastAsia="Times New Roman" w:hAnsi="Times New Roman" w:cs="Times New Roman"/>
-          <w:sz w:val="24"/>
-          <w:szCs w:val="24"/>
-          <w:lang w:val="en-IL" w:eastAsia="en-IL"/>
-        </w:rPr>
-        <w:t>In our game, coins use an attraction algorithm to move towards the player when the player possesses a magnet ability. This algorithm calculates the direction from the coin to the player, normalizes this direction vector, and then moves the coin proportionally to the player’s position based on the coin's speed and the elapsed time. The algorithm ensures that coins smoothly and naturally gravitate towards the player, enhancing the gameplay experience.</w:t>
+        <w:t>Algorithm for Coin Attraction: In our game, coins use an attraction algorithm to move towards the player when the player possesses a magnet ability. This algorithm calculates the direction from the coin to the player, normalizes this direction vector, and then moves the coin proportionally to the player’s position based on the coin's speed and the elapsed time. The algorithm ensures that coins smoothly and naturally gravitate towards the player, enhancing the gameplay experience.</w:t>
       </w:r>
     </w:p>
     <w:p>
@@ -4131,16 +3944,7 @@
           <w:szCs w:val="24"/>
           <w:lang w:val="en-IL" w:eastAsia="en-IL"/>
         </w:rPr>
-        <w:t>Algorithm for Smart Enemy Movement</w:t>
-      </w:r>
-      <w:r>
-        <w:rPr>
-          <w:rFonts w:ascii="Times New Roman" w:eastAsia="Times New Roman" w:hAnsi="Times New Roman" w:cs="Times New Roman"/>
-          <w:sz w:val="24"/>
-          <w:szCs w:val="24"/>
-          <w:lang w:val="en-IL" w:eastAsia="en-IL"/>
-        </w:rPr>
-        <w:t>:</w:t>
+        <w:t>Algorithm for Smart Enemy Movement:</w:t>
       </w:r>
       <w:r>
         <w:rPr>
@@ -4591,25 +4395,7 @@
           <w:szCs w:val="24"/>
           <w:lang w:val="en-IL" w:eastAsia="en-IL"/>
         </w:rPr>
-        <w:t>Invisible Collision Issue</w:t>
-      </w:r>
-      <w:r>
-        <w:rPr>
-          <w:rFonts w:ascii="Times New Roman" w:eastAsia="Times New Roman" w:hAnsi="Times New Roman" w:cs="Times New Roman"/>
-          <w:sz w:val="24"/>
-          <w:szCs w:val="24"/>
-          <w:lang w:val="en-IL" w:eastAsia="en-IL"/>
-        </w:rPr>
-        <w:t xml:space="preserve">: </w:t>
-      </w:r>
-      <w:r>
-        <w:rPr>
-          <w:rFonts w:ascii="Times New Roman" w:eastAsia="Times New Roman" w:hAnsi="Times New Roman" w:cs="Times New Roman"/>
-          <w:sz w:val="24"/>
-          <w:szCs w:val="24"/>
-          <w:lang w:val="en-IL" w:eastAsia="en-IL"/>
-        </w:rPr>
-        <w:t>In our game, we use a function called intersects to detect collisions between objects. This function returns a collision rectangle that defines the area where two objects overlap. However, there are instances where the collision rectangle indicates an intersection, but no actual collision is visible on the game window.</w:t>
+        <w:t>Invisible Collision Issue: In our game, we use a function called intersects to detect collisions between objects. This function returns a collision rectangle that defines the area where two objects overlap. However, there are instances where the collision rectangle indicates an intersection, but no actual collision is visible on the game window.</w:t>
       </w:r>
     </w:p>
     <w:p>
@@ -4696,25 +4482,7 @@
           <w:szCs w:val="24"/>
           <w:lang w:val="en-IL" w:eastAsia="en-IL"/>
         </w:rPr>
-        <w:t>Loading Level Parts:</w:t>
-      </w:r>
-      <w:r>
-        <w:rPr>
-          <w:rFonts w:ascii="Times New Roman" w:eastAsia="Times New Roman" w:hAnsi="Times New Roman" w:cs="Times New Roman"/>
-          <w:sz w:val="24"/>
-          <w:szCs w:val="24"/>
-          <w:lang w:val="en-IL" w:eastAsia="en-IL"/>
-        </w:rPr>
-        <w:t xml:space="preserve"> </w:t>
-      </w:r>
-      <w:r>
-        <w:rPr>
-          <w:rFonts w:ascii="Times New Roman" w:eastAsia="Times New Roman" w:hAnsi="Times New Roman" w:cs="Times New Roman"/>
-          <w:sz w:val="24"/>
-          <w:szCs w:val="24"/>
-          <w:lang w:val="en-IL" w:eastAsia="en-IL"/>
-        </w:rPr>
-        <w:t>The game reads level part filenames from levelSectionsPlaylist.txt and loads these image files. Each image represents a distinct segment of a level, converted into game objects that form the playable area.</w:t>
+        <w:t>Loading Level Parts: The game reads level part filenames from levelSectionsPlaylist.txt and loads these image files. Each image represents a distinct segment of a level, converted into game objects that form the playable area.</w:t>
       </w:r>
     </w:p>
     <w:p>
@@ -4735,25 +4503,7 @@
           <w:szCs w:val="24"/>
           <w:lang w:val="en-IL" w:eastAsia="en-IL"/>
         </w:rPr>
-        <w:t>Random Section Selection:</w:t>
-      </w:r>
-      <w:r>
-        <w:rPr>
-          <w:rFonts w:ascii="Times New Roman" w:eastAsia="Times New Roman" w:hAnsi="Times New Roman" w:cs="Times New Roman"/>
-          <w:sz w:val="24"/>
-          <w:szCs w:val="24"/>
-          <w:lang w:val="en-IL" w:eastAsia="en-IL"/>
-        </w:rPr>
-        <w:t xml:space="preserve"> </w:t>
-      </w:r>
-      <w:r>
-        <w:rPr>
-          <w:rFonts w:ascii="Times New Roman" w:eastAsia="Times New Roman" w:hAnsi="Times New Roman" w:cs="Times New Roman"/>
-          <w:sz w:val="24"/>
-          <w:szCs w:val="24"/>
-          <w:lang w:val="en-IL" w:eastAsia="en-IL"/>
-        </w:rPr>
-        <w:t>To keep gameplay unpredictable and exciting, the game randomly selects different sections from a pool of available level parts for each playthrough. It ensures no section is repeated consecutively, offering varied challenges.</w:t>
+        <w:t>Random Section Selection: To keep gameplay unpredictable and exciting, the game randomly selects different sections from a pool of available level parts for each playthrough. It ensures no section is repeated consecutively, offering varied challenges.</w:t>
       </w:r>
     </w:p>
     <w:p>
@@ -4774,25 +4524,7 @@
           <w:szCs w:val="24"/>
           <w:lang w:val="en-IL" w:eastAsia="en-IL"/>
         </w:rPr>
-        <w:t>Dynamic Level Creation:</w:t>
-      </w:r>
-      <w:r>
-        <w:rPr>
-          <w:rFonts w:ascii="Times New Roman" w:eastAsia="Times New Roman" w:hAnsi="Times New Roman" w:cs="Times New Roman"/>
-          <w:sz w:val="24"/>
-          <w:szCs w:val="24"/>
-          <w:lang w:val="en-IL" w:eastAsia="en-IL"/>
-        </w:rPr>
-        <w:t xml:space="preserve"> </w:t>
-      </w:r>
-      <w:r>
-        <w:rPr>
-          <w:rFonts w:ascii="Times New Roman" w:eastAsia="Times New Roman" w:hAnsi="Times New Roman" w:cs="Times New Roman"/>
-          <w:sz w:val="24"/>
-          <w:szCs w:val="24"/>
-          <w:lang w:val="en-IL" w:eastAsia="en-IL"/>
-        </w:rPr>
-        <w:t>The game reads the total number of levels from LevelPlaylist.txt and creates selection buttons dynamically. This allows for easy expansion—new levels can be added simply by updating the playlist file.</w:t>
+        <w:t>Dynamic Level Creation: The game reads the total number of levels from LevelPlaylist.txt and creates selection buttons dynamically. This allows for easy expansion—new levels can be added simply by updating the playlist file.</w:t>
       </w:r>
     </w:p>
     <w:p>
@@ -4813,25 +4545,7 @@
           <w:szCs w:val="24"/>
           <w:lang w:val="en-IL" w:eastAsia="en-IL"/>
         </w:rPr>
-        <w:t xml:space="preserve">By combining these elements, our game guarantees a unique adventure every time you enter a level, maintaining </w:t>
-      </w:r>
-      <w:r>
-        <w:rPr>
-          <w:rFonts w:ascii="Times New Roman" w:eastAsia="Times New Roman" w:hAnsi="Times New Roman" w:cs="Times New Roman"/>
-          <w:sz w:val="24"/>
-          <w:szCs w:val="24"/>
-          <w:lang w:val="en-IL" w:eastAsia="en-IL"/>
-        </w:rPr>
-        <w:t>replay ability</w:t>
-      </w:r>
-      <w:r>
-        <w:rPr>
-          <w:rFonts w:ascii="Times New Roman" w:eastAsia="Times New Roman" w:hAnsi="Times New Roman" w:cs="Times New Roman"/>
-          <w:sz w:val="24"/>
-          <w:szCs w:val="24"/>
-          <w:lang w:val="en-IL" w:eastAsia="en-IL"/>
-        </w:rPr>
-        <w:t xml:space="preserve"> and allowing for effortless addition of new content.</w:t>
+        <w:t>By combining these elements, our game guarantees a unique adventure every time you enter a level, maintaining replay ability and allowing for effortless addition of new content.</w:t>
       </w:r>
     </w:p>
     <w:sectPr>
@@ -4847,7 +4561,7 @@
 </file>
 
 <file path=word/endnotes.xml><?xml version="1.0" encoding="utf-8"?>
-<w:endnotes xmlns:wpc="http://schemas.microsoft.com/office/word/2010/wordprocessingCanvas" xmlns:cx="http://schemas.microsoft.com/office/drawing/2014/chartex" xmlns:cx1="http://schemas.microsoft.com/office/drawing/2015/9/8/chartex" xmlns:cx2="http://schemas.microsoft.com/office/drawing/2015/10/21/chartex" xmlns:cx3="http://schemas.microsoft.com/office/drawing/2016/5/9/chartex" xmlns:cx4="http://schemas.microsoft.com/office/drawing/2016/5/10/chartex" xmlns:cx5="http://schemas.microsoft.com/office/drawing/2016/5/11/chartex" xmlns:cx6="http://schemas.microsoft.com/office/drawing/2016/5/12/chartex" xmlns:cx7="http://schemas.microsoft.com/office/drawing/2016/5/13/chartex" xmlns:cx8="http://schemas.microsoft.com/office/drawing/2016/5/14/chartex" xmlns:mc="http://schemas.openxmlformats.org/markup-compatibility/2006" xmlns:aink="http://schemas.microsoft.com/office/drawing/2016/ink" xmlns:am3d="http://schemas.microsoft.com/office/drawing/2017/model3d" xmlns:o="urn:schemas-microsoft-com:office:office" xmlns:oel="http://schemas.microsoft.com/office/2019/extlst" xmlns:r="http://schemas.openxmlformats.org/officeDocument/2006/relationships" xmlns:m="http://schemas.openxmlformats.org/officeDocument/2006/math" xmlns:v="urn:schemas-microsoft-com:vml" xmlns:wp14="http://schemas.microsoft.com/office/word/2010/wordprocessingDrawing" xmlns:wp="http://schemas.openxmlformats.org/drawingml/2006/wordprocessingDrawing" xmlns:w10="urn:schemas-microsoft-com:office:word" xmlns:w="http://schemas.openxmlformats.org/wordprocessingml/2006/main" xmlns:w14="http://schemas.microsoft.com/office/word/2010/wordml" xmlns:w15="http://schemas.microsoft.com/office/word/2012/wordml" xmlns:w16cex="http://schemas.microsoft.com/office/word/2018/wordml/cex" xmlns:w16cid="http://schemas.microsoft.com/office/word/2016/wordml/cid" xmlns:w16="http://schemas.microsoft.com/office/word/2018/wordml" xmlns:w16du="http://schemas.microsoft.com/office/word/2023/wordml/word16du" xmlns:w16sdtdh="http://schemas.microsoft.com/office/word/2020/wordml/sdtdatahash" xmlns:w16se="http://schemas.microsoft.com/office/word/2015/wordml/symex" xmlns:wpg="http://schemas.microsoft.com/office/word/2010/wordprocessingGroup" xmlns:wpi="http://schemas.microsoft.com/office/word/2010/wordprocessingInk" xmlns:wne="http://schemas.microsoft.com/office/word/2006/wordml" xmlns:wps="http://schemas.microsoft.com/office/word/2010/wordprocessingShape" mc:Ignorable="w14 w15 w16se w16cid w16 w16cex w16sdtdh w16du wp14">
+<w:endnotes xmlns:wpc="http://schemas.microsoft.com/office/word/2010/wordprocessingCanvas" xmlns:cx="http://schemas.microsoft.com/office/drawing/2014/chartex" xmlns:cx1="http://schemas.microsoft.com/office/drawing/2015/9/8/chartex" xmlns:cx2="http://schemas.microsoft.com/office/drawing/2015/10/21/chartex" xmlns:cx3="http://schemas.microsoft.com/office/drawing/2016/5/9/chartex" xmlns:cx4="http://schemas.microsoft.com/office/drawing/2016/5/10/chartex" xmlns:cx5="http://schemas.microsoft.com/office/drawing/2016/5/11/chartex" xmlns:cx6="http://schemas.microsoft.com/office/drawing/2016/5/12/chartex" xmlns:cx7="http://schemas.microsoft.com/office/drawing/2016/5/13/chartex" xmlns:cx8="http://schemas.microsoft.com/office/drawing/2016/5/14/chartex" xmlns:mc="http://schemas.openxmlformats.org/markup-compatibility/2006" xmlns:aink="http://schemas.microsoft.com/office/drawing/2016/ink" xmlns:am3d="http://schemas.microsoft.com/office/drawing/2017/model3d" xmlns:o="urn:schemas-microsoft-com:office:office" xmlns:oel="http://schemas.microsoft.com/office/2019/extlst" xmlns:r="http://schemas.openxmlformats.org/officeDocument/2006/relationships" xmlns:m="http://schemas.openxmlformats.org/officeDocument/2006/math" xmlns:v="urn:schemas-microsoft-com:vml" xmlns:wp14="http://schemas.microsoft.com/office/word/2010/wordprocessingDrawing" xmlns:wp="http://schemas.openxmlformats.org/drawingml/2006/wordprocessingDrawing" xmlns:w10="urn:schemas-microsoft-com:office:word" xmlns:w="http://schemas.openxmlformats.org/wordprocessingml/2006/main" xmlns:w14="http://schemas.microsoft.com/office/word/2010/wordml" xmlns:w15="http://schemas.microsoft.com/office/word/2012/wordml" xmlns:w16cex="http://schemas.microsoft.com/office/word/2018/wordml/cex" xmlns:w16cid="http://schemas.microsoft.com/office/word/2016/wordml/cid" xmlns:w16="http://schemas.microsoft.com/office/word/2018/wordml" xmlns:w16du="http://schemas.microsoft.com/office/word/2023/wordml/word16du" xmlns:w16sdtdh="http://schemas.microsoft.com/office/word/2020/wordml/sdtdatahash" xmlns:w16sdtfl="http://schemas.microsoft.com/office/word/2024/wordml/sdtformatlock" xmlns:w16se="http://schemas.microsoft.com/office/word/2015/wordml/symex" xmlns:wpg="http://schemas.microsoft.com/office/word/2010/wordprocessingGroup" xmlns:wpi="http://schemas.microsoft.com/office/word/2010/wordprocessingInk" xmlns:wne="http://schemas.microsoft.com/office/word/2006/wordml" xmlns:wps="http://schemas.microsoft.com/office/word/2010/wordprocessingShape" mc:Ignorable="w14 w15 w16se w16cid w16 w16cex w16sdtdh w16sdtfl w16du wp14">
   <w:endnote w:type="separator" w:id="-1">
     <w:p>
       <w:pPr>
@@ -4872,7 +4586,7 @@
 </file>
 
 <file path=word/footnotes.xml><?xml version="1.0" encoding="utf-8"?>
-<w:footnotes xmlns:wpc="http://schemas.microsoft.com/office/word/2010/wordprocessingCanvas" xmlns:cx="http://schemas.microsoft.com/office/drawing/2014/chartex" xmlns:cx1="http://schemas.microsoft.com/office/drawing/2015/9/8/chartex" xmlns:cx2="http://schemas.microsoft.com/office/drawing/2015/10/21/chartex" xmlns:cx3="http://schemas.microsoft.com/office/drawing/2016/5/9/chartex" xmlns:cx4="http://schemas.microsoft.com/office/drawing/2016/5/10/chartex" xmlns:cx5="http://schemas.microsoft.com/office/drawing/2016/5/11/chartex" xmlns:cx6="http://schemas.microsoft.com/office/drawing/2016/5/12/chartex" xmlns:cx7="http://schemas.microsoft.com/office/drawing/2016/5/13/chartex" xmlns:cx8="http://schemas.microsoft.com/office/drawing/2016/5/14/chartex" xmlns:mc="http://schemas.openxmlformats.org/markup-compatibility/2006" xmlns:aink="http://schemas.microsoft.com/office/drawing/2016/ink" xmlns:am3d="http://schemas.microsoft.com/office/drawing/2017/model3d" xmlns:o="urn:schemas-microsoft-com:office:office" xmlns:oel="http://schemas.microsoft.com/office/2019/extlst" xmlns:r="http://schemas.openxmlformats.org/officeDocument/2006/relationships" xmlns:m="http://schemas.openxmlformats.org/officeDocument/2006/math" xmlns:v="urn:schemas-microsoft-com:vml" xmlns:wp14="http://schemas.microsoft.com/office/word/2010/wordprocessingDrawing" xmlns:wp="http://schemas.openxmlformats.org/drawingml/2006/wordprocessingDrawing" xmlns:w10="urn:schemas-microsoft-com:office:word" xmlns:w="http://schemas.openxmlformats.org/wordprocessingml/2006/main" xmlns:w14="http://schemas.microsoft.com/office/word/2010/wordml" xmlns:w15="http://schemas.microsoft.com/office/word/2012/wordml" xmlns:w16cex="http://schemas.microsoft.com/office/word/2018/wordml/cex" xmlns:w16cid="http://schemas.microsoft.com/office/word/2016/wordml/cid" xmlns:w16="http://schemas.microsoft.com/office/word/2018/wordml" xmlns:w16du="http://schemas.microsoft.com/office/word/2023/wordml/word16du" xmlns:w16sdtdh="http://schemas.microsoft.com/office/word/2020/wordml/sdtdatahash" xmlns:w16se="http://schemas.microsoft.com/office/word/2015/wordml/symex" xmlns:wpg="http://schemas.microsoft.com/office/word/2010/wordprocessingGroup" xmlns:wpi="http://schemas.microsoft.com/office/word/2010/wordprocessingInk" xmlns:wne="http://schemas.microsoft.com/office/word/2006/wordml" xmlns:wps="http://schemas.microsoft.com/office/word/2010/wordprocessingShape" mc:Ignorable="w14 w15 w16se w16cid w16 w16cex w16sdtdh w16du wp14">
+<w:footnotes xmlns:wpc="http://schemas.microsoft.com/office/word/2010/wordprocessingCanvas" xmlns:cx="http://schemas.microsoft.com/office/drawing/2014/chartex" xmlns:cx1="http://schemas.microsoft.com/office/drawing/2015/9/8/chartex" xmlns:cx2="http://schemas.microsoft.com/office/drawing/2015/10/21/chartex" xmlns:cx3="http://schemas.microsoft.com/office/drawing/2016/5/9/chartex" xmlns:cx4="http://schemas.microsoft.com/office/drawing/2016/5/10/chartex" xmlns:cx5="http://schemas.microsoft.com/office/drawing/2016/5/11/chartex" xmlns:cx6="http://schemas.microsoft.com/office/drawing/2016/5/12/chartex" xmlns:cx7="http://schemas.microsoft.com/office/drawing/2016/5/13/chartex" xmlns:cx8="http://schemas.microsoft.com/office/drawing/2016/5/14/chartex" xmlns:mc="http://schemas.openxmlformats.org/markup-compatibility/2006" xmlns:aink="http://schemas.microsoft.com/office/drawing/2016/ink" xmlns:am3d="http://schemas.microsoft.com/office/drawing/2017/model3d" xmlns:o="urn:schemas-microsoft-com:office:office" xmlns:oel="http://schemas.microsoft.com/office/2019/extlst" xmlns:r="http://schemas.openxmlformats.org/officeDocument/2006/relationships" xmlns:m="http://schemas.openxmlformats.org/officeDocument/2006/math" xmlns:v="urn:schemas-microsoft-com:vml" xmlns:wp14="http://schemas.microsoft.com/office/word/2010/wordprocessingDrawing" xmlns:wp="http://schemas.openxmlformats.org/drawingml/2006/wordprocessingDrawing" xmlns:w10="urn:schemas-microsoft-com:office:word" xmlns:w="http://schemas.openxmlformats.org/wordprocessingml/2006/main" xmlns:w14="http://schemas.microsoft.com/office/word/2010/wordml" xmlns:w15="http://schemas.microsoft.com/office/word/2012/wordml" xmlns:w16cex="http://schemas.microsoft.com/office/word/2018/wordml/cex" xmlns:w16cid="http://schemas.microsoft.com/office/word/2016/wordml/cid" xmlns:w16="http://schemas.microsoft.com/office/word/2018/wordml" xmlns:w16du="http://schemas.microsoft.com/office/word/2023/wordml/word16du" xmlns:w16sdtdh="http://schemas.microsoft.com/office/word/2020/wordml/sdtdatahash" xmlns:w16sdtfl="http://schemas.microsoft.com/office/word/2024/wordml/sdtformatlock" xmlns:w16se="http://schemas.microsoft.com/office/word/2015/wordml/symex" xmlns:wpg="http://schemas.microsoft.com/office/word/2010/wordprocessingGroup" xmlns:wpi="http://schemas.microsoft.com/office/word/2010/wordprocessingInk" xmlns:wne="http://schemas.microsoft.com/office/word/2006/wordml" xmlns:wps="http://schemas.microsoft.com/office/word/2010/wordprocessingShape" mc:Ignorable="w14 w15 w16se w16cid w16 w16cex w16sdtdh w16sdtfl w16du wp14">
   <w:footnote w:type="separator" w:id="-1">
     <w:p>
       <w:pPr>
@@ -4897,7 +4611,7 @@
 </file>
 
 <file path=word/numbering.xml><?xml version="1.0" encoding="utf-8"?>
-<w:numbering xmlns:wpc="http://schemas.microsoft.com/office/word/2010/wordprocessingCanvas" xmlns:cx="http://schemas.microsoft.com/office/drawing/2014/chartex" xmlns:cx1="http://schemas.microsoft.com/office/drawing/2015/9/8/chartex" xmlns:cx2="http://schemas.microsoft.com/office/drawing/2015/10/21/chartex" xmlns:cx3="http://schemas.microsoft.com/office/drawing/2016/5/9/chartex" xmlns:cx4="http://schemas.microsoft.com/office/drawing/2016/5/10/chartex" xmlns:cx5="http://schemas.microsoft.com/office/drawing/2016/5/11/chartex" xmlns:cx6="http://schemas.microsoft.com/office/drawing/2016/5/12/chartex" xmlns:cx7="http://schemas.microsoft.com/office/drawing/2016/5/13/chartex" xmlns:cx8="http://schemas.microsoft.com/office/drawing/2016/5/14/chartex" xmlns:mc="http://schemas.openxmlformats.org/markup-compatibility/2006" xmlns:aink="http://schemas.microsoft.com/office/drawing/2016/ink" xmlns:am3d="http://schemas.microsoft.com/office/drawing/2017/model3d" xmlns:o="urn:schemas-microsoft-com:office:office" xmlns:oel="http://schemas.microsoft.com/office/2019/extlst" xmlns:r="http://schemas.openxmlformats.org/officeDocument/2006/relationships" xmlns:m="http://schemas.openxmlformats.org/officeDocument/2006/math" xmlns:v="urn:schemas-microsoft-com:vml" xmlns:wp14="http://schemas.microsoft.com/office/word/2010/wordprocessingDrawing" xmlns:wp="http://schemas.openxmlformats.org/drawingml/2006/wordprocessingDrawing" xmlns:w10="urn:schemas-microsoft-com:office:word" xmlns:w="http://schemas.openxmlformats.org/wordprocessingml/2006/main" xmlns:w14="http://schemas.microsoft.com/office/word/2010/wordml" xmlns:w15="http://schemas.microsoft.com/office/word/2012/wordml" xmlns:w16cex="http://schemas.microsoft.com/office/word/2018/wordml/cex" xmlns:w16cid="http://schemas.microsoft.com/office/word/2016/wordml/cid" xmlns:w16="http://schemas.microsoft.com/office/word/2018/wordml" xmlns:w16du="http://schemas.microsoft.com/office/word/2023/wordml/word16du" xmlns:w16sdtdh="http://schemas.microsoft.com/office/word/2020/wordml/sdtdatahash" xmlns:w16se="http://schemas.microsoft.com/office/word/2015/wordml/symex" xmlns:wpg="http://schemas.microsoft.com/office/word/2010/wordprocessingGroup" xmlns:wpi="http://schemas.microsoft.com/office/word/2010/wordprocessingInk" xmlns:wne="http://schemas.microsoft.com/office/word/2006/wordml" xmlns:wps="http://schemas.microsoft.com/office/word/2010/wordprocessingShape" mc:Ignorable="w14 w15 w16se w16cid w16 w16cex w16sdtdh w16du wp14">
+<w:numbering xmlns:wpc="http://schemas.microsoft.com/office/word/2010/wordprocessingCanvas" xmlns:cx="http://schemas.microsoft.com/office/drawing/2014/chartex" xmlns:cx1="http://schemas.microsoft.com/office/drawing/2015/9/8/chartex" xmlns:cx2="http://schemas.microsoft.com/office/drawing/2015/10/21/chartex" xmlns:cx3="http://schemas.microsoft.com/office/drawing/2016/5/9/chartex" xmlns:cx4="http://schemas.microsoft.com/office/drawing/2016/5/10/chartex" xmlns:cx5="http://schemas.microsoft.com/office/drawing/2016/5/11/chartex" xmlns:cx6="http://schemas.microsoft.com/office/drawing/2016/5/12/chartex" xmlns:cx7="http://schemas.microsoft.com/office/drawing/2016/5/13/chartex" xmlns:cx8="http://schemas.microsoft.com/office/drawing/2016/5/14/chartex" xmlns:mc="http://schemas.openxmlformats.org/markup-compatibility/2006" xmlns:aink="http://schemas.microsoft.com/office/drawing/2016/ink" xmlns:am3d="http://schemas.microsoft.com/office/drawing/2017/model3d" xmlns:o="urn:schemas-microsoft-com:office:office" xmlns:oel="http://schemas.microsoft.com/office/2019/extlst" xmlns:r="http://schemas.openxmlformats.org/officeDocument/2006/relationships" xmlns:m="http://schemas.openxmlformats.org/officeDocument/2006/math" xmlns:v="urn:schemas-microsoft-com:vml" xmlns:wp14="http://schemas.microsoft.com/office/word/2010/wordprocessingDrawing" xmlns:wp="http://schemas.openxmlformats.org/drawingml/2006/wordprocessingDrawing" xmlns:w10="urn:schemas-microsoft-com:office:word" xmlns:w="http://schemas.openxmlformats.org/wordprocessingml/2006/main" xmlns:w14="http://schemas.microsoft.com/office/word/2010/wordml" xmlns:w15="http://schemas.microsoft.com/office/word/2012/wordml" xmlns:w16cex="http://schemas.microsoft.com/office/word/2018/wordml/cex" xmlns:w16cid="http://schemas.microsoft.com/office/word/2016/wordml/cid" xmlns:w16="http://schemas.microsoft.com/office/word/2018/wordml" xmlns:w16du="http://schemas.microsoft.com/office/word/2023/wordml/word16du" xmlns:w16sdtdh="http://schemas.microsoft.com/office/word/2020/wordml/sdtdatahash" xmlns:w16sdtfl="http://schemas.microsoft.com/office/word/2024/wordml/sdtformatlock" xmlns:w16se="http://schemas.microsoft.com/office/word/2015/wordml/symex" xmlns:wpg="http://schemas.microsoft.com/office/word/2010/wordprocessingGroup" xmlns:wpi="http://schemas.microsoft.com/office/word/2010/wordprocessingInk" xmlns:wne="http://schemas.microsoft.com/office/word/2006/wordml" xmlns:wps="http://schemas.microsoft.com/office/word/2010/wordprocessingShape" mc:Ignorable="w14 w15 w16se w16cid w16 w16cex w16sdtdh w16sdtfl w16du wp14">
   <w:abstractNum w:abstractNumId="0" w15:restartNumberingAfterBreak="0">
     <w:nsid w:val="012E5EDE"/>
     <w:multiLevelType w:val="hybridMultilevel"/>
@@ -10148,7 +9862,7 @@
 </file>
 
 <file path=word/styles.xml><?xml version="1.0" encoding="utf-8"?>
-<w:styles xmlns:mc="http://schemas.openxmlformats.org/markup-compatibility/2006" xmlns:r="http://schemas.openxmlformats.org/officeDocument/2006/relationships" xmlns:w="http://schemas.openxmlformats.org/wordprocessingml/2006/main" xmlns:w14="http://schemas.microsoft.com/office/word/2010/wordml" xmlns:w15="http://schemas.microsoft.com/office/word/2012/wordml" xmlns:w16cex="http://schemas.microsoft.com/office/word/2018/wordml/cex" xmlns:w16cid="http://schemas.microsoft.com/office/word/2016/wordml/cid" xmlns:w16="http://schemas.microsoft.com/office/word/2018/wordml" xmlns:w16du="http://schemas.microsoft.com/office/word/2023/wordml/word16du" xmlns:w16sdtdh="http://schemas.microsoft.com/office/word/2020/wordml/sdtdatahash" xmlns:w16se="http://schemas.microsoft.com/office/word/2015/wordml/symex" mc:Ignorable="w14 w15 w16se w16cid w16 w16cex w16sdtdh w16du">
+<w:styles xmlns:mc="http://schemas.openxmlformats.org/markup-compatibility/2006" xmlns:r="http://schemas.openxmlformats.org/officeDocument/2006/relationships" xmlns:w="http://schemas.openxmlformats.org/wordprocessingml/2006/main" xmlns:w14="http://schemas.microsoft.com/office/word/2010/wordml" xmlns:w15="http://schemas.microsoft.com/office/word/2012/wordml" xmlns:w16cex="http://schemas.microsoft.com/office/word/2018/wordml/cex" xmlns:w16cid="http://schemas.microsoft.com/office/word/2016/wordml/cid" xmlns:w16="http://schemas.microsoft.com/office/word/2018/wordml" xmlns:w16du="http://schemas.microsoft.com/office/word/2023/wordml/word16du" xmlns:w16sdtdh="http://schemas.microsoft.com/office/word/2020/wordml/sdtdatahash" xmlns:w16sdtfl="http://schemas.microsoft.com/office/word/2024/wordml/sdtformatlock" xmlns:w16se="http://schemas.microsoft.com/office/word/2015/wordml/symex" mc:Ignorable="w14 w15 w16se w16cid w16 w16cex w16sdtdh w16sdtfl w16du">
   <w:docDefaults>
     <w:rPrDefault>
       <w:rPr>
